--- a/docs/Диплом/Рабочая папка/Список литературы.docx
+++ b/docs/Диплом/Рабочая папка/Список литературы.docx
@@ -4,32 +4,3086 @@
   <w:body>
     <w:p>
       <w:pPr>
-        <w:jc w:val="center"/>
-        <w:rPr>
-          <w:rFonts w:ascii="Times New Roman" w:hAnsi="Times New Roman" w:cs="Times New Roman"/>
-          <w:sz w:val="28"/>
-          <w:szCs w:val="28"/>
+        <w:spacing w:line="240" w:lineRule="auto"/>
+        <w:rPr>
+          <w:rFonts w:ascii="Times New Roman" w:eastAsia="Times New Roman" w:hAnsi="Times New Roman" w:cs="Times New Roman"/>
+          <w:kern w:val="0"/>
+          <w:sz w:val="24"/>
+          <w:szCs w:val="24"/>
+          <w:lang w:eastAsia="ru-RU"/>
+          <w14:ligatures w14:val="none"/>
         </w:rPr>
       </w:pPr>
-      <w:r>
-        <w:rPr>
-          <w:rFonts w:ascii="Times New Roman" w:hAnsi="Times New Roman" w:cs="Times New Roman"/>
-          <w:sz w:val="28"/>
-          <w:szCs w:val="28"/>
-        </w:rPr>
-        <w:t>СПИСОК ИСПОЛЬЗОВАННЫХ ИСТОЧНИКОВ</w:t>
+      <w:bookmarkStart w:id="0" w:name="_Hlk218716415"/>
+      <w:r>
+        <w:rPr>
+          <w:rFonts w:ascii="Times New Roman" w:eastAsia="Times New Roman" w:hAnsi="Times New Roman" w:cs="Times New Roman"/>
+          <w:kern w:val="0"/>
+          <w:sz w:val="24"/>
+          <w:szCs w:val="24"/>
+          <w:lang w:val="en-US" w:eastAsia="ru-RU"/>
+          <w14:ligatures w14:val="none"/>
+        </w:rPr>
+        <w:t xml:space="preserve">1. Summerfield M. Rapid GUI Programming with Python and Qt: The Definitive Guide to </w:t>
+      </w:r>
+      <w:proofErr w:type="spellStart"/>
+      <w:r>
+        <w:rPr>
+          <w:rFonts w:ascii="Times New Roman" w:eastAsia="Times New Roman" w:hAnsi="Times New Roman" w:cs="Times New Roman"/>
+          <w:kern w:val="0"/>
+          <w:sz w:val="24"/>
+          <w:szCs w:val="24"/>
+          <w:lang w:val="en-US" w:eastAsia="ru-RU"/>
+          <w14:ligatures w14:val="none"/>
+        </w:rPr>
+        <w:t>PyQt</w:t>
+      </w:r>
+      <w:proofErr w:type="spellEnd"/>
+      <w:r>
+        <w:rPr>
+          <w:rFonts w:ascii="Times New Roman" w:eastAsia="Times New Roman" w:hAnsi="Times New Roman" w:cs="Times New Roman"/>
+          <w:kern w:val="0"/>
+          <w:sz w:val="24"/>
+          <w:szCs w:val="24"/>
+          <w:lang w:val="en-US" w:eastAsia="ru-RU"/>
+          <w14:ligatures w14:val="none"/>
+        </w:rPr>
+        <w:t xml:space="preserve"> Programming</w:t>
+      </w:r>
+      <w:proofErr w:type="gramStart"/>
+      <w:r>
+        <w:rPr>
+          <w:rFonts w:ascii="Times New Roman" w:eastAsia="Times New Roman" w:hAnsi="Times New Roman" w:cs="Times New Roman"/>
+          <w:kern w:val="0"/>
+          <w:sz w:val="24"/>
+          <w:szCs w:val="24"/>
+          <w:lang w:val="en-US" w:eastAsia="ru-RU"/>
+          <w14:ligatures w14:val="none"/>
+        </w:rPr>
+        <w:t>. :</w:t>
+      </w:r>
+      <w:proofErr w:type="gramEnd"/>
+      <w:r>
+        <w:rPr>
+          <w:rFonts w:ascii="Times New Roman" w:eastAsia="Times New Roman" w:hAnsi="Times New Roman" w:cs="Times New Roman"/>
+          <w:kern w:val="0"/>
+          <w:sz w:val="24"/>
+          <w:szCs w:val="24"/>
+          <w:lang w:val="en-US" w:eastAsia="ru-RU"/>
+          <w14:ligatures w14:val="none"/>
+        </w:rPr>
+        <w:t xml:space="preserve"> Pearson Education, 2007. </w:t>
+      </w:r>
+      <w:r>
+        <w:rPr>
+          <w:rFonts w:ascii="Times New Roman" w:eastAsia="Times New Roman" w:hAnsi="Times New Roman" w:cs="Times New Roman"/>
+          <w:kern w:val="0"/>
+          <w:sz w:val="24"/>
+          <w:szCs w:val="24"/>
+          <w:lang w:eastAsia="ru-RU"/>
+          <w14:ligatures w14:val="none"/>
+        </w:rPr>
+        <w:t>763 с.</w:t>
       </w:r>
     </w:p>
     <w:p>
       <w:pPr>
-        <w:jc w:val="both"/>
-        <w:rPr>
-          <w:rFonts w:ascii="Times New Roman" w:hAnsi="Times New Roman" w:cs="Times New Roman"/>
-          <w:sz w:val="28"/>
-          <w:szCs w:val="28"/>
+        <w:spacing w:line="240" w:lineRule="auto"/>
+        <w:rPr>
+          <w:rFonts w:ascii="Times New Roman" w:eastAsia="Times New Roman" w:hAnsi="Times New Roman" w:cs="Times New Roman"/>
+          <w:kern w:val="0"/>
+          <w:sz w:val="24"/>
+          <w:szCs w:val="24"/>
+          <w:lang w:val="en-US" w:eastAsia="ru-RU"/>
+          <w14:ligatures w14:val="none"/>
         </w:rPr>
       </w:pPr>
+      <w:r>
+        <w:rPr>
+          <w:rFonts w:ascii="Times New Roman" w:eastAsia="Times New Roman" w:hAnsi="Times New Roman" w:cs="Times New Roman"/>
+          <w:kern w:val="0"/>
+          <w:sz w:val="24"/>
+          <w:szCs w:val="24"/>
+          <w:lang w:eastAsia="ru-RU"/>
+          <w14:ligatures w14:val="none"/>
+        </w:rPr>
+        <w:t>2. Гамма Э. и др. Паттерны объектно-ориентированного проектирования</w:t>
+      </w:r>
+      <w:proofErr w:type="gramStart"/>
+      <w:r>
+        <w:rPr>
+          <w:rFonts w:ascii="Times New Roman" w:eastAsia="Times New Roman" w:hAnsi="Times New Roman" w:cs="Times New Roman"/>
+          <w:kern w:val="0"/>
+          <w:sz w:val="24"/>
+          <w:szCs w:val="24"/>
+          <w:lang w:eastAsia="ru-RU"/>
+          <w14:ligatures w14:val="none"/>
+        </w:rPr>
+        <w:t>. :</w:t>
+      </w:r>
+      <w:proofErr w:type="gramEnd"/>
+      <w:r>
+        <w:rPr>
+          <w:rFonts w:ascii="Times New Roman" w:eastAsia="Times New Roman" w:hAnsi="Times New Roman" w:cs="Times New Roman"/>
+          <w:kern w:val="0"/>
+          <w:sz w:val="24"/>
+          <w:szCs w:val="24"/>
+          <w:lang w:eastAsia="ru-RU"/>
+          <w14:ligatures w14:val="none"/>
+        </w:rPr>
+        <w:t xml:space="preserve"> Питер, 2023. </w:t>
+      </w:r>
+      <w:r>
+        <w:rPr>
+          <w:rFonts w:ascii="Times New Roman" w:eastAsia="Times New Roman" w:hAnsi="Times New Roman" w:cs="Times New Roman"/>
+          <w:kern w:val="0"/>
+          <w:sz w:val="24"/>
+          <w:szCs w:val="24"/>
+          <w:lang w:val="en-US" w:eastAsia="ru-RU"/>
+          <w14:ligatures w14:val="none"/>
+        </w:rPr>
+        <w:t xml:space="preserve">681 </w:t>
+      </w:r>
+      <w:r>
+        <w:rPr>
+          <w:rFonts w:ascii="Times New Roman" w:eastAsia="Times New Roman" w:hAnsi="Times New Roman" w:cs="Times New Roman"/>
+          <w:kern w:val="0"/>
+          <w:sz w:val="24"/>
+          <w:szCs w:val="24"/>
+          <w:lang w:eastAsia="ru-RU"/>
+          <w14:ligatures w14:val="none"/>
+        </w:rPr>
+        <w:t>с</w:t>
+      </w:r>
+      <w:r>
+        <w:rPr>
+          <w:rFonts w:ascii="Times New Roman" w:eastAsia="Times New Roman" w:hAnsi="Times New Roman" w:cs="Times New Roman"/>
+          <w:kern w:val="0"/>
+          <w:sz w:val="24"/>
+          <w:szCs w:val="24"/>
+          <w:lang w:val="en-US" w:eastAsia="ru-RU"/>
+          <w14:ligatures w14:val="none"/>
+        </w:rPr>
+        <w:t>.</w:t>
+      </w:r>
     </w:p>
+    <w:p>
+      <w:pPr>
+        <w:spacing w:line="240" w:lineRule="auto"/>
+        <w:rPr>
+          <w:rFonts w:ascii="Times New Roman" w:eastAsia="Times New Roman" w:hAnsi="Times New Roman" w:cs="Times New Roman"/>
+          <w:kern w:val="0"/>
+          <w:sz w:val="24"/>
+          <w:szCs w:val="24"/>
+          <w:lang w:eastAsia="ru-RU"/>
+          <w14:ligatures w14:val="none"/>
+        </w:rPr>
+      </w:pPr>
+      <w:r>
+        <w:rPr>
+          <w:rFonts w:ascii="Times New Roman" w:eastAsia="Times New Roman" w:hAnsi="Times New Roman" w:cs="Times New Roman"/>
+          <w:kern w:val="0"/>
+          <w:sz w:val="24"/>
+          <w:szCs w:val="24"/>
+          <w:lang w:val="en-US" w:eastAsia="ru-RU"/>
+          <w14:ligatures w14:val="none"/>
+        </w:rPr>
+        <w:t xml:space="preserve">3. Phillips D., </w:t>
+      </w:r>
+      <w:proofErr w:type="spellStart"/>
+      <w:r>
+        <w:rPr>
+          <w:rFonts w:ascii="Times New Roman" w:eastAsia="Times New Roman" w:hAnsi="Times New Roman" w:cs="Times New Roman"/>
+          <w:kern w:val="0"/>
+          <w:sz w:val="24"/>
+          <w:szCs w:val="24"/>
+          <w:lang w:val="en-US" w:eastAsia="ru-RU"/>
+          <w14:ligatures w14:val="none"/>
+        </w:rPr>
+        <w:t>Giridhar</w:t>
+      </w:r>
+      <w:proofErr w:type="spellEnd"/>
+      <w:r>
+        <w:rPr>
+          <w:rFonts w:ascii="Times New Roman" w:eastAsia="Times New Roman" w:hAnsi="Times New Roman" w:cs="Times New Roman"/>
+          <w:kern w:val="0"/>
+          <w:sz w:val="24"/>
+          <w:szCs w:val="24"/>
+          <w:lang w:val="en-US" w:eastAsia="ru-RU"/>
+          <w14:ligatures w14:val="none"/>
+        </w:rPr>
+        <w:t xml:space="preserve"> C., </w:t>
+      </w:r>
+      <w:proofErr w:type="spellStart"/>
+      <w:r>
+        <w:rPr>
+          <w:rFonts w:ascii="Times New Roman" w:eastAsia="Times New Roman" w:hAnsi="Times New Roman" w:cs="Times New Roman"/>
+          <w:kern w:val="0"/>
+          <w:sz w:val="24"/>
+          <w:szCs w:val="24"/>
+          <w:lang w:val="en-US" w:eastAsia="ru-RU"/>
+          <w14:ligatures w14:val="none"/>
+        </w:rPr>
+        <w:t>Kasampalis</w:t>
+      </w:r>
+      <w:proofErr w:type="spellEnd"/>
+      <w:r>
+        <w:rPr>
+          <w:rFonts w:ascii="Times New Roman" w:eastAsia="Times New Roman" w:hAnsi="Times New Roman" w:cs="Times New Roman"/>
+          <w:kern w:val="0"/>
+          <w:sz w:val="24"/>
+          <w:szCs w:val="24"/>
+          <w:lang w:val="en-US" w:eastAsia="ru-RU"/>
+          <w14:ligatures w14:val="none"/>
+        </w:rPr>
+        <w:t xml:space="preserve"> S. Python: Master the Art of Design Patterns</w:t>
+      </w:r>
+      <w:proofErr w:type="gramStart"/>
+      <w:r>
+        <w:rPr>
+          <w:rFonts w:ascii="Times New Roman" w:eastAsia="Times New Roman" w:hAnsi="Times New Roman" w:cs="Times New Roman"/>
+          <w:kern w:val="0"/>
+          <w:sz w:val="24"/>
+          <w:szCs w:val="24"/>
+          <w:lang w:val="en-US" w:eastAsia="ru-RU"/>
+          <w14:ligatures w14:val="none"/>
+        </w:rPr>
+        <w:t>. :</w:t>
+      </w:r>
+      <w:proofErr w:type="gramEnd"/>
+      <w:r>
+        <w:rPr>
+          <w:rFonts w:ascii="Times New Roman" w:eastAsia="Times New Roman" w:hAnsi="Times New Roman" w:cs="Times New Roman"/>
+          <w:kern w:val="0"/>
+          <w:sz w:val="24"/>
+          <w:szCs w:val="24"/>
+          <w:lang w:val="en-US" w:eastAsia="ru-RU"/>
+          <w14:ligatures w14:val="none"/>
+        </w:rPr>
+        <w:t xml:space="preserve"> </w:t>
+      </w:r>
+      <w:proofErr w:type="spellStart"/>
+      <w:r>
+        <w:rPr>
+          <w:rFonts w:ascii="Times New Roman" w:eastAsia="Times New Roman" w:hAnsi="Times New Roman" w:cs="Times New Roman"/>
+          <w:kern w:val="0"/>
+          <w:sz w:val="24"/>
+          <w:szCs w:val="24"/>
+          <w:lang w:val="en-US" w:eastAsia="ru-RU"/>
+          <w14:ligatures w14:val="none"/>
+        </w:rPr>
+        <w:t>Packt</w:t>
+      </w:r>
+      <w:proofErr w:type="spellEnd"/>
+      <w:r>
+        <w:rPr>
+          <w:rFonts w:ascii="Times New Roman" w:eastAsia="Times New Roman" w:hAnsi="Times New Roman" w:cs="Times New Roman"/>
+          <w:kern w:val="0"/>
+          <w:sz w:val="24"/>
+          <w:szCs w:val="24"/>
+          <w:lang w:val="en-US" w:eastAsia="ru-RU"/>
+          <w14:ligatures w14:val="none"/>
+        </w:rPr>
+        <w:t xml:space="preserve"> Publishing Ltd, 2016. </w:t>
+      </w:r>
+      <w:r>
+        <w:rPr>
+          <w:rFonts w:ascii="Times New Roman" w:eastAsia="Times New Roman" w:hAnsi="Times New Roman" w:cs="Times New Roman"/>
+          <w:kern w:val="0"/>
+          <w:sz w:val="24"/>
+          <w:szCs w:val="24"/>
+          <w:lang w:eastAsia="ru-RU"/>
+          <w14:ligatures w14:val="none"/>
+        </w:rPr>
+        <w:t>775 с.</w:t>
+      </w:r>
+    </w:p>
+    <w:p>
+      <w:pPr>
+        <w:spacing w:line="240" w:lineRule="auto"/>
+        <w:rPr>
+          <w:rFonts w:ascii="Times New Roman" w:eastAsia="Times New Roman" w:hAnsi="Times New Roman" w:cs="Times New Roman"/>
+          <w:kern w:val="0"/>
+          <w:sz w:val="24"/>
+          <w:szCs w:val="24"/>
+          <w:lang w:eastAsia="ru-RU"/>
+          <w14:ligatures w14:val="none"/>
+        </w:rPr>
+      </w:pPr>
+      <w:r>
+        <w:rPr>
+          <w:rFonts w:ascii="Times New Roman" w:eastAsia="Times New Roman" w:hAnsi="Times New Roman" w:cs="Times New Roman"/>
+          <w:kern w:val="0"/>
+          <w:sz w:val="24"/>
+          <w:szCs w:val="24"/>
+          <w:lang w:eastAsia="ru-RU"/>
+          <w14:ligatures w14:val="none"/>
+        </w:rPr>
+        <w:t>4. Чернышев С. Принципы, паттерны и методологии разработки программного обеспечения. Учебное пособие для вузов</w:t>
+      </w:r>
+      <w:proofErr w:type="gramStart"/>
+      <w:r>
+        <w:rPr>
+          <w:rFonts w:ascii="Times New Roman" w:eastAsia="Times New Roman" w:hAnsi="Times New Roman" w:cs="Times New Roman"/>
+          <w:kern w:val="0"/>
+          <w:sz w:val="24"/>
+          <w:szCs w:val="24"/>
+          <w:lang w:eastAsia="ru-RU"/>
+          <w14:ligatures w14:val="none"/>
+        </w:rPr>
+        <w:t>. :</w:t>
+      </w:r>
+      <w:proofErr w:type="gramEnd"/>
+      <w:r>
+        <w:rPr>
+          <w:rFonts w:ascii="Times New Roman" w:eastAsia="Times New Roman" w:hAnsi="Times New Roman" w:cs="Times New Roman"/>
+          <w:kern w:val="0"/>
+          <w:sz w:val="24"/>
+          <w:szCs w:val="24"/>
+          <w:lang w:eastAsia="ru-RU"/>
+          <w14:ligatures w14:val="none"/>
+        </w:rPr>
+        <w:t xml:space="preserve"> </w:t>
+      </w:r>
+      <w:proofErr w:type="spellStart"/>
+      <w:r>
+        <w:rPr>
+          <w:rFonts w:ascii="Times New Roman" w:eastAsia="Times New Roman" w:hAnsi="Times New Roman" w:cs="Times New Roman"/>
+          <w:kern w:val="0"/>
+          <w:sz w:val="24"/>
+          <w:szCs w:val="24"/>
+          <w:lang w:eastAsia="ru-RU"/>
+          <w14:ligatures w14:val="none"/>
+        </w:rPr>
+        <w:t>ЛитРес</w:t>
+      </w:r>
+      <w:proofErr w:type="spellEnd"/>
+      <w:r>
+        <w:rPr>
+          <w:rFonts w:ascii="Times New Roman" w:eastAsia="Times New Roman" w:hAnsi="Times New Roman" w:cs="Times New Roman"/>
+          <w:kern w:val="0"/>
+          <w:sz w:val="24"/>
+          <w:szCs w:val="24"/>
+          <w:lang w:eastAsia="ru-RU"/>
+          <w14:ligatures w14:val="none"/>
+        </w:rPr>
+        <w:t>, 2021. 177 с.</w:t>
+      </w:r>
+    </w:p>
+    <w:p>
+      <w:pPr>
+        <w:spacing w:line="240" w:lineRule="auto"/>
+        <w:rPr>
+          <w:rFonts w:ascii="Times New Roman" w:eastAsia="Times New Roman" w:hAnsi="Times New Roman" w:cs="Times New Roman"/>
+          <w:kern w:val="0"/>
+          <w:sz w:val="24"/>
+          <w:szCs w:val="24"/>
+          <w:lang w:eastAsia="ru-RU"/>
+          <w14:ligatures w14:val="none"/>
+        </w:rPr>
+      </w:pPr>
+      <w:r>
+        <w:rPr>
+          <w:rFonts w:ascii="Times New Roman" w:eastAsia="Times New Roman" w:hAnsi="Times New Roman" w:cs="Times New Roman"/>
+          <w:kern w:val="0"/>
+          <w:sz w:val="24"/>
+          <w:szCs w:val="24"/>
+          <w:lang w:eastAsia="ru-RU"/>
+          <w14:ligatures w14:val="none"/>
+        </w:rPr>
+        <w:t xml:space="preserve">5. Анатольевич П. Н. Python 3 и </w:t>
+      </w:r>
+      <w:proofErr w:type="spellStart"/>
+      <w:r>
+        <w:rPr>
+          <w:rFonts w:ascii="Times New Roman" w:eastAsia="Times New Roman" w:hAnsi="Times New Roman" w:cs="Times New Roman"/>
+          <w:kern w:val="0"/>
+          <w:sz w:val="24"/>
+          <w:szCs w:val="24"/>
+          <w:lang w:eastAsia="ru-RU"/>
+          <w14:ligatures w14:val="none"/>
+        </w:rPr>
+        <w:t>PyQt</w:t>
+      </w:r>
+      <w:proofErr w:type="spellEnd"/>
+      <w:r>
+        <w:rPr>
+          <w:rFonts w:ascii="Times New Roman" w:eastAsia="Times New Roman" w:hAnsi="Times New Roman" w:cs="Times New Roman"/>
+          <w:kern w:val="0"/>
+          <w:sz w:val="24"/>
+          <w:szCs w:val="24"/>
+          <w:lang w:eastAsia="ru-RU"/>
+          <w14:ligatures w14:val="none"/>
+        </w:rPr>
+        <w:t>. Разработка приложений</w:t>
+      </w:r>
+      <w:proofErr w:type="gramStart"/>
+      <w:r>
+        <w:rPr>
+          <w:rFonts w:ascii="Times New Roman" w:eastAsia="Times New Roman" w:hAnsi="Times New Roman" w:cs="Times New Roman"/>
+          <w:kern w:val="0"/>
+          <w:sz w:val="24"/>
+          <w:szCs w:val="24"/>
+          <w:lang w:eastAsia="ru-RU"/>
+          <w14:ligatures w14:val="none"/>
+        </w:rPr>
+        <w:t>. :</w:t>
+      </w:r>
+      <w:proofErr w:type="gramEnd"/>
+      <w:r>
+        <w:rPr>
+          <w:rFonts w:ascii="Times New Roman" w:eastAsia="Times New Roman" w:hAnsi="Times New Roman" w:cs="Times New Roman"/>
+          <w:kern w:val="0"/>
+          <w:sz w:val="24"/>
+          <w:szCs w:val="24"/>
+          <w:lang w:eastAsia="ru-RU"/>
+          <w14:ligatures w14:val="none"/>
+        </w:rPr>
+        <w:t xml:space="preserve"> БХВ-Петербург, 2012. 703 с.</w:t>
+      </w:r>
+    </w:p>
+    <w:p>
+      <w:pPr>
+        <w:spacing w:line="240" w:lineRule="auto"/>
+        <w:rPr>
+          <w:rFonts w:ascii="Times New Roman" w:eastAsia="Times New Roman" w:hAnsi="Times New Roman" w:cs="Times New Roman"/>
+          <w:kern w:val="0"/>
+          <w:sz w:val="24"/>
+          <w:szCs w:val="24"/>
+          <w:lang w:eastAsia="ru-RU"/>
+          <w14:ligatures w14:val="none"/>
+        </w:rPr>
+      </w:pPr>
+      <w:r>
+        <w:rPr>
+          <w:rFonts w:ascii="Times New Roman" w:eastAsia="Times New Roman" w:hAnsi="Times New Roman" w:cs="Times New Roman"/>
+          <w:kern w:val="0"/>
+          <w:sz w:val="24"/>
+          <w:szCs w:val="24"/>
+          <w:lang w:eastAsia="ru-RU"/>
+          <w14:ligatures w14:val="none"/>
+        </w:rPr>
+        <w:t xml:space="preserve">6. Бен О. В., </w:t>
+      </w:r>
+      <w:proofErr w:type="spellStart"/>
+      <w:r>
+        <w:rPr>
+          <w:rFonts w:ascii="Times New Roman" w:eastAsia="Times New Roman" w:hAnsi="Times New Roman" w:cs="Times New Roman"/>
+          <w:kern w:val="0"/>
+          <w:sz w:val="24"/>
+          <w:szCs w:val="24"/>
+          <w:lang w:eastAsia="ru-RU"/>
+          <w14:ligatures w14:val="none"/>
+        </w:rPr>
+        <w:t>Гладунов</w:t>
+      </w:r>
+      <w:proofErr w:type="spellEnd"/>
+      <w:r>
+        <w:rPr>
+          <w:rFonts w:ascii="Times New Roman" w:eastAsia="Times New Roman" w:hAnsi="Times New Roman" w:cs="Times New Roman"/>
+          <w:kern w:val="0"/>
+          <w:sz w:val="24"/>
+          <w:szCs w:val="24"/>
+          <w:lang w:eastAsia="ru-RU"/>
+          <w14:ligatures w14:val="none"/>
+        </w:rPr>
+        <w:t xml:space="preserve"> Е. И., </w:t>
+      </w:r>
+      <w:proofErr w:type="spellStart"/>
+      <w:r>
+        <w:rPr>
+          <w:rFonts w:ascii="Times New Roman" w:eastAsia="Times New Roman" w:hAnsi="Times New Roman" w:cs="Times New Roman"/>
+          <w:kern w:val="0"/>
+          <w:sz w:val="24"/>
+          <w:szCs w:val="24"/>
+          <w:lang w:eastAsia="ru-RU"/>
+          <w14:ligatures w14:val="none"/>
+        </w:rPr>
+        <w:t>Ожиганов</w:t>
+      </w:r>
+      <w:proofErr w:type="spellEnd"/>
+      <w:r>
+        <w:rPr>
+          <w:rFonts w:ascii="Times New Roman" w:eastAsia="Times New Roman" w:hAnsi="Times New Roman" w:cs="Times New Roman"/>
+          <w:kern w:val="0"/>
+          <w:sz w:val="24"/>
+          <w:szCs w:val="24"/>
+          <w:lang w:eastAsia="ru-RU"/>
+          <w14:ligatures w14:val="none"/>
+        </w:rPr>
+        <w:t xml:space="preserve"> М. А. Паттерны Проектирования: Использование Фабричного Метода И Абстрактной Фабрики // Информационно-Компьютерные Технологии В Экономике, Образовании И Социальной Сфере. 2020. № 4 (30). С. 123–129.</w:t>
+      </w:r>
+    </w:p>
+    <w:p>
+      <w:pPr>
+        <w:spacing w:line="240" w:lineRule="auto"/>
+        <w:rPr>
+          <w:rFonts w:ascii="Times New Roman" w:eastAsia="Times New Roman" w:hAnsi="Times New Roman" w:cs="Times New Roman"/>
+          <w:kern w:val="0"/>
+          <w:sz w:val="24"/>
+          <w:szCs w:val="24"/>
+          <w:lang w:eastAsia="ru-RU"/>
+          <w14:ligatures w14:val="none"/>
+        </w:rPr>
+      </w:pPr>
+      <w:r>
+        <w:rPr>
+          <w:rFonts w:ascii="Times New Roman" w:eastAsia="Times New Roman" w:hAnsi="Times New Roman" w:cs="Times New Roman"/>
+          <w:kern w:val="0"/>
+          <w:sz w:val="24"/>
+          <w:szCs w:val="24"/>
+          <w:lang w:eastAsia="ru-RU"/>
+          <w14:ligatures w14:val="none"/>
+        </w:rPr>
+        <w:t xml:space="preserve">7. Бен О. В., </w:t>
+      </w:r>
+      <w:proofErr w:type="spellStart"/>
+      <w:r>
+        <w:rPr>
+          <w:rFonts w:ascii="Times New Roman" w:eastAsia="Times New Roman" w:hAnsi="Times New Roman" w:cs="Times New Roman"/>
+          <w:kern w:val="0"/>
+          <w:sz w:val="24"/>
+          <w:szCs w:val="24"/>
+          <w:lang w:eastAsia="ru-RU"/>
+          <w14:ligatures w14:val="none"/>
+        </w:rPr>
+        <w:t>Гладунов</w:t>
+      </w:r>
+      <w:proofErr w:type="spellEnd"/>
+      <w:r>
+        <w:rPr>
+          <w:rFonts w:ascii="Times New Roman" w:eastAsia="Times New Roman" w:hAnsi="Times New Roman" w:cs="Times New Roman"/>
+          <w:kern w:val="0"/>
+          <w:sz w:val="24"/>
+          <w:szCs w:val="24"/>
+          <w:lang w:eastAsia="ru-RU"/>
+          <w14:ligatures w14:val="none"/>
+        </w:rPr>
+        <w:t xml:space="preserve"> Е. И., </w:t>
+      </w:r>
+      <w:proofErr w:type="spellStart"/>
+      <w:r>
+        <w:rPr>
+          <w:rFonts w:ascii="Times New Roman" w:eastAsia="Times New Roman" w:hAnsi="Times New Roman" w:cs="Times New Roman"/>
+          <w:kern w:val="0"/>
+          <w:sz w:val="24"/>
+          <w:szCs w:val="24"/>
+          <w:lang w:eastAsia="ru-RU"/>
+          <w14:ligatures w14:val="none"/>
+        </w:rPr>
+        <w:t>Ожиганов</w:t>
+      </w:r>
+      <w:proofErr w:type="spellEnd"/>
+      <w:r>
+        <w:rPr>
+          <w:rFonts w:ascii="Times New Roman" w:eastAsia="Times New Roman" w:hAnsi="Times New Roman" w:cs="Times New Roman"/>
+          <w:kern w:val="0"/>
+          <w:sz w:val="24"/>
+          <w:szCs w:val="24"/>
+          <w:lang w:eastAsia="ru-RU"/>
+          <w14:ligatures w14:val="none"/>
+        </w:rPr>
+        <w:t xml:space="preserve"> М. А. Паттерн Наблюдатель // Информационно-Компьютерные Технологии В Экономике, Образовании И Социальной Сфере. 2021. № 2 (32). С. 13–18.</w:t>
+      </w:r>
+    </w:p>
+    <w:p>
+      <w:pPr>
+        <w:spacing w:line="240" w:lineRule="auto"/>
+        <w:rPr>
+          <w:rFonts w:ascii="Times New Roman" w:eastAsia="Times New Roman" w:hAnsi="Times New Roman" w:cs="Times New Roman"/>
+          <w:kern w:val="0"/>
+          <w:sz w:val="24"/>
+          <w:szCs w:val="24"/>
+          <w:lang w:eastAsia="ru-RU"/>
+          <w14:ligatures w14:val="none"/>
+        </w:rPr>
+      </w:pPr>
+      <w:r>
+        <w:rPr>
+          <w:rFonts w:ascii="Times New Roman" w:eastAsia="Times New Roman" w:hAnsi="Times New Roman" w:cs="Times New Roman"/>
+          <w:kern w:val="0"/>
+          <w:sz w:val="24"/>
+          <w:szCs w:val="24"/>
+          <w:lang w:eastAsia="ru-RU"/>
+          <w14:ligatures w14:val="none"/>
+        </w:rPr>
+        <w:t>8. Гильманов И. И. Система автоматизации документооборота практик на кафедре прикладной математики и информатики</w:t>
+      </w:r>
+      <w:proofErr w:type="gramStart"/>
+      <w:r>
+        <w:rPr>
+          <w:rFonts w:ascii="Times New Roman" w:eastAsia="Times New Roman" w:hAnsi="Times New Roman" w:cs="Times New Roman"/>
+          <w:kern w:val="0"/>
+          <w:sz w:val="24"/>
+          <w:szCs w:val="24"/>
+          <w:lang w:eastAsia="ru-RU"/>
+          <w14:ligatures w14:val="none"/>
+        </w:rPr>
+        <w:t>. :</w:t>
+      </w:r>
+      <w:proofErr w:type="gramEnd"/>
+      <w:r>
+        <w:rPr>
+          <w:rFonts w:ascii="Times New Roman" w:eastAsia="Times New Roman" w:hAnsi="Times New Roman" w:cs="Times New Roman"/>
+          <w:kern w:val="0"/>
+          <w:sz w:val="24"/>
+          <w:szCs w:val="24"/>
+          <w:lang w:eastAsia="ru-RU"/>
+          <w14:ligatures w14:val="none"/>
+        </w:rPr>
+        <w:t xml:space="preserve"> Общество с ограниченной ответственностью «Институт Цифровой Экономики и Права», 2025. С. 227–232.</w:t>
+      </w:r>
+    </w:p>
+    <w:p>
+      <w:pPr>
+        <w:spacing w:line="240" w:lineRule="auto"/>
+        <w:rPr>
+          <w:rFonts w:ascii="Times New Roman" w:eastAsia="Times New Roman" w:hAnsi="Times New Roman" w:cs="Times New Roman"/>
+          <w:kern w:val="0"/>
+          <w:sz w:val="24"/>
+          <w:szCs w:val="24"/>
+          <w:lang w:eastAsia="ru-RU"/>
+          <w14:ligatures w14:val="none"/>
+        </w:rPr>
+      </w:pPr>
+      <w:r>
+        <w:rPr>
+          <w:rFonts w:ascii="Times New Roman" w:eastAsia="Times New Roman" w:hAnsi="Times New Roman" w:cs="Times New Roman"/>
+          <w:kern w:val="0"/>
+          <w:sz w:val="24"/>
+          <w:szCs w:val="24"/>
+          <w:lang w:eastAsia="ru-RU"/>
+          <w14:ligatures w14:val="none"/>
+        </w:rPr>
+        <w:t xml:space="preserve">9. Грузин Н. А. Сравнение Шаблонов Проектирования Архитектуры Приложения: </w:t>
+      </w:r>
+      <w:proofErr w:type="spellStart"/>
+      <w:r>
+        <w:rPr>
+          <w:rFonts w:ascii="Times New Roman" w:eastAsia="Times New Roman" w:hAnsi="Times New Roman" w:cs="Times New Roman"/>
+          <w:kern w:val="0"/>
+          <w:sz w:val="24"/>
+          <w:szCs w:val="24"/>
+          <w:lang w:eastAsia="ru-RU"/>
+          <w14:ligatures w14:val="none"/>
+        </w:rPr>
+        <w:t>Mvc</w:t>
+      </w:r>
+      <w:proofErr w:type="spellEnd"/>
+      <w:r>
+        <w:rPr>
+          <w:rFonts w:ascii="Times New Roman" w:eastAsia="Times New Roman" w:hAnsi="Times New Roman" w:cs="Times New Roman"/>
+          <w:kern w:val="0"/>
+          <w:sz w:val="24"/>
+          <w:szCs w:val="24"/>
+          <w:lang w:eastAsia="ru-RU"/>
+          <w14:ligatures w14:val="none"/>
+        </w:rPr>
+        <w:t xml:space="preserve">, </w:t>
+      </w:r>
+      <w:proofErr w:type="spellStart"/>
+      <w:proofErr w:type="gramStart"/>
+      <w:r>
+        <w:rPr>
+          <w:rFonts w:ascii="Times New Roman" w:eastAsia="Times New Roman" w:hAnsi="Times New Roman" w:cs="Times New Roman"/>
+          <w:kern w:val="0"/>
+          <w:sz w:val="24"/>
+          <w:szCs w:val="24"/>
+          <w:lang w:eastAsia="ru-RU"/>
+          <w14:ligatures w14:val="none"/>
+        </w:rPr>
+        <w:t>Mvp</w:t>
+      </w:r>
+      <w:proofErr w:type="spellEnd"/>
+      <w:r>
+        <w:rPr>
+          <w:rFonts w:ascii="Times New Roman" w:eastAsia="Times New Roman" w:hAnsi="Times New Roman" w:cs="Times New Roman"/>
+          <w:kern w:val="0"/>
+          <w:sz w:val="24"/>
+          <w:szCs w:val="24"/>
+          <w:lang w:eastAsia="ru-RU"/>
+          <w14:ligatures w14:val="none"/>
+        </w:rPr>
+        <w:t xml:space="preserve"> И</w:t>
+      </w:r>
+      <w:proofErr w:type="gramEnd"/>
+      <w:r>
+        <w:rPr>
+          <w:rFonts w:ascii="Times New Roman" w:eastAsia="Times New Roman" w:hAnsi="Times New Roman" w:cs="Times New Roman"/>
+          <w:kern w:val="0"/>
+          <w:sz w:val="24"/>
+          <w:szCs w:val="24"/>
+          <w:lang w:eastAsia="ru-RU"/>
+          <w14:ligatures w14:val="none"/>
+        </w:rPr>
+        <w:t xml:space="preserve"> </w:t>
+      </w:r>
+      <w:proofErr w:type="spellStart"/>
+      <w:r>
+        <w:rPr>
+          <w:rFonts w:ascii="Times New Roman" w:eastAsia="Times New Roman" w:hAnsi="Times New Roman" w:cs="Times New Roman"/>
+          <w:kern w:val="0"/>
+          <w:sz w:val="24"/>
+          <w:szCs w:val="24"/>
+          <w:lang w:eastAsia="ru-RU"/>
+          <w14:ligatures w14:val="none"/>
+        </w:rPr>
+        <w:t>Mvvm</w:t>
+      </w:r>
+      <w:proofErr w:type="spellEnd"/>
+      <w:r>
+        <w:rPr>
+          <w:rFonts w:ascii="Times New Roman" w:eastAsia="Times New Roman" w:hAnsi="Times New Roman" w:cs="Times New Roman"/>
+          <w:kern w:val="0"/>
+          <w:sz w:val="24"/>
+          <w:szCs w:val="24"/>
+          <w:lang w:eastAsia="ru-RU"/>
+          <w14:ligatures w14:val="none"/>
+        </w:rPr>
+        <w:t xml:space="preserve"> // Modern Science. 2021. № 1–1. С. 434–440.</w:t>
+      </w:r>
+    </w:p>
+    <w:p>
+      <w:pPr>
+        <w:spacing w:line="240" w:lineRule="auto"/>
+        <w:rPr>
+          <w:rFonts w:ascii="Times New Roman" w:eastAsia="Times New Roman" w:hAnsi="Times New Roman" w:cs="Times New Roman"/>
+          <w:kern w:val="0"/>
+          <w:sz w:val="24"/>
+          <w:szCs w:val="24"/>
+          <w:lang w:eastAsia="ru-RU"/>
+          <w14:ligatures w14:val="none"/>
+        </w:rPr>
+      </w:pPr>
+      <w:r>
+        <w:rPr>
+          <w:rFonts w:ascii="Times New Roman" w:eastAsia="Times New Roman" w:hAnsi="Times New Roman" w:cs="Times New Roman"/>
+          <w:kern w:val="0"/>
+          <w:sz w:val="24"/>
+          <w:szCs w:val="24"/>
+          <w:lang w:eastAsia="ru-RU"/>
+          <w14:ligatures w14:val="none"/>
+        </w:rPr>
+        <w:t>10. Салимов А. А., Гаврилов Д. М. Реализация Парсера На Языке Программирования «Python»</w:t>
+      </w:r>
+      <w:proofErr w:type="gramStart"/>
+      <w:r>
+        <w:rPr>
+          <w:rFonts w:ascii="Times New Roman" w:eastAsia="Times New Roman" w:hAnsi="Times New Roman" w:cs="Times New Roman"/>
+          <w:kern w:val="0"/>
+          <w:sz w:val="24"/>
+          <w:szCs w:val="24"/>
+          <w:lang w:eastAsia="ru-RU"/>
+          <w14:ligatures w14:val="none"/>
+        </w:rPr>
+        <w:t>. :</w:t>
+      </w:r>
+      <w:proofErr w:type="gramEnd"/>
+      <w:r>
+        <w:rPr>
+          <w:rFonts w:ascii="Times New Roman" w:eastAsia="Times New Roman" w:hAnsi="Times New Roman" w:cs="Times New Roman"/>
+          <w:kern w:val="0"/>
+          <w:sz w:val="24"/>
+          <w:szCs w:val="24"/>
+          <w:lang w:eastAsia="ru-RU"/>
+          <w14:ligatures w14:val="none"/>
+        </w:rPr>
+        <w:t xml:space="preserve"> Уфимский государственный авиационный технический университет, 2022. С. 824–827.</w:t>
+      </w:r>
+    </w:p>
+    <w:p>
+      <w:pPr>
+        <w:spacing w:line="240" w:lineRule="auto"/>
+        <w:rPr>
+          <w:rFonts w:ascii="Times New Roman" w:eastAsia="Times New Roman" w:hAnsi="Times New Roman" w:cs="Times New Roman"/>
+          <w:kern w:val="0"/>
+          <w:sz w:val="24"/>
+          <w:szCs w:val="24"/>
+          <w:lang w:eastAsia="ru-RU"/>
+          <w14:ligatures w14:val="none"/>
+        </w:rPr>
+      </w:pPr>
+      <w:r>
+        <w:rPr>
+          <w:rFonts w:ascii="Times New Roman" w:eastAsia="Times New Roman" w:hAnsi="Times New Roman" w:cs="Times New Roman"/>
+          <w:kern w:val="0"/>
+          <w:sz w:val="24"/>
+          <w:szCs w:val="24"/>
+          <w:lang w:eastAsia="ru-RU"/>
+          <w14:ligatures w14:val="none"/>
+        </w:rPr>
+        <w:t xml:space="preserve">11. </w:t>
+      </w:r>
+      <w:proofErr w:type="spellStart"/>
+      <w:r>
+        <w:rPr>
+          <w:rFonts w:ascii="Times New Roman" w:eastAsia="Times New Roman" w:hAnsi="Times New Roman" w:cs="Times New Roman"/>
+          <w:kern w:val="0"/>
+          <w:sz w:val="24"/>
+          <w:szCs w:val="24"/>
+          <w:lang w:eastAsia="ru-RU"/>
+          <w14:ligatures w14:val="none"/>
+        </w:rPr>
+        <w:t>Степанчук</w:t>
+      </w:r>
+      <w:proofErr w:type="spellEnd"/>
+      <w:r>
+        <w:rPr>
+          <w:rFonts w:ascii="Times New Roman" w:eastAsia="Times New Roman" w:hAnsi="Times New Roman" w:cs="Times New Roman"/>
+          <w:kern w:val="0"/>
+          <w:sz w:val="24"/>
+          <w:szCs w:val="24"/>
+          <w:lang w:eastAsia="ru-RU"/>
+          <w14:ligatures w14:val="none"/>
+        </w:rPr>
+        <w:t xml:space="preserve"> И. А., Логинов Н. И. Паттерны Программирования: История Появления, Основная Идея, Классификация</w:t>
+      </w:r>
+      <w:proofErr w:type="gramStart"/>
+      <w:r>
+        <w:rPr>
+          <w:rFonts w:ascii="Times New Roman" w:eastAsia="Times New Roman" w:hAnsi="Times New Roman" w:cs="Times New Roman"/>
+          <w:kern w:val="0"/>
+          <w:sz w:val="24"/>
+          <w:szCs w:val="24"/>
+          <w:lang w:eastAsia="ru-RU"/>
+          <w14:ligatures w14:val="none"/>
+        </w:rPr>
+        <w:t>. :</w:t>
+      </w:r>
+      <w:proofErr w:type="gramEnd"/>
+      <w:r>
+        <w:rPr>
+          <w:rFonts w:ascii="Times New Roman" w:eastAsia="Times New Roman" w:hAnsi="Times New Roman" w:cs="Times New Roman"/>
+          <w:kern w:val="0"/>
+          <w:sz w:val="24"/>
+          <w:szCs w:val="24"/>
+          <w:lang w:eastAsia="ru-RU"/>
+          <w14:ligatures w14:val="none"/>
+        </w:rPr>
+        <w:t xml:space="preserve"> Наука и Просвещение (ИП Гуляев Г.Ю.), 2018. С. 138–144.</w:t>
+      </w:r>
+    </w:p>
+    <w:p>
+      <w:pPr>
+        <w:spacing w:line="240" w:lineRule="auto"/>
+        <w:rPr>
+          <w:rFonts w:ascii="Times New Roman" w:eastAsia="Times New Roman" w:hAnsi="Times New Roman" w:cs="Times New Roman"/>
+          <w:kern w:val="0"/>
+          <w:sz w:val="24"/>
+          <w:szCs w:val="24"/>
+          <w:lang w:eastAsia="ru-RU"/>
+          <w14:ligatures w14:val="none"/>
+        </w:rPr>
+      </w:pPr>
+      <w:r>
+        <w:rPr>
+          <w:rFonts w:ascii="Times New Roman" w:eastAsia="Times New Roman" w:hAnsi="Times New Roman" w:cs="Times New Roman"/>
+          <w:kern w:val="0"/>
+          <w:sz w:val="24"/>
+          <w:szCs w:val="24"/>
+          <w:lang w:eastAsia="ru-RU"/>
+          <w14:ligatures w14:val="none"/>
+        </w:rPr>
+        <w:t xml:space="preserve">12. </w:t>
+      </w:r>
+      <w:proofErr w:type="spellStart"/>
+      <w:r>
+        <w:rPr>
+          <w:rFonts w:ascii="Times New Roman" w:eastAsia="Times New Roman" w:hAnsi="Times New Roman" w:cs="Times New Roman"/>
+          <w:kern w:val="0"/>
+          <w:sz w:val="24"/>
+          <w:szCs w:val="24"/>
+          <w:lang w:eastAsia="ru-RU"/>
+          <w14:ligatures w14:val="none"/>
+        </w:rPr>
+        <w:t>Шайхутдинов</w:t>
+      </w:r>
+      <w:proofErr w:type="spellEnd"/>
+      <w:r>
+        <w:rPr>
+          <w:rFonts w:ascii="Times New Roman" w:eastAsia="Times New Roman" w:hAnsi="Times New Roman" w:cs="Times New Roman"/>
+          <w:kern w:val="0"/>
+          <w:sz w:val="24"/>
+          <w:szCs w:val="24"/>
+          <w:lang w:eastAsia="ru-RU"/>
+          <w14:ligatures w14:val="none"/>
+        </w:rPr>
+        <w:t xml:space="preserve"> Р. Я., Гареева Г. А. </w:t>
+      </w:r>
+      <w:proofErr w:type="spellStart"/>
+      <w:r>
+        <w:rPr>
+          <w:rFonts w:ascii="Times New Roman" w:eastAsia="Times New Roman" w:hAnsi="Times New Roman" w:cs="Times New Roman"/>
+          <w:kern w:val="0"/>
+          <w:sz w:val="24"/>
+          <w:szCs w:val="24"/>
+          <w:lang w:eastAsia="ru-RU"/>
+          <w14:ligatures w14:val="none"/>
+        </w:rPr>
+        <w:t>Парсинг</w:t>
+      </w:r>
+      <w:proofErr w:type="spellEnd"/>
+      <w:r>
+        <w:rPr>
+          <w:rFonts w:ascii="Times New Roman" w:eastAsia="Times New Roman" w:hAnsi="Times New Roman" w:cs="Times New Roman"/>
+          <w:kern w:val="0"/>
+          <w:sz w:val="24"/>
+          <w:szCs w:val="24"/>
+          <w:lang w:eastAsia="ru-RU"/>
+          <w14:ligatures w14:val="none"/>
+        </w:rPr>
+        <w:t xml:space="preserve"> И Анализ Текстовых Файлов При Помощи Языка Программирования Python</w:t>
+      </w:r>
+      <w:proofErr w:type="gramStart"/>
+      <w:r>
+        <w:rPr>
+          <w:rFonts w:ascii="Times New Roman" w:eastAsia="Times New Roman" w:hAnsi="Times New Roman" w:cs="Times New Roman"/>
+          <w:kern w:val="0"/>
+          <w:sz w:val="24"/>
+          <w:szCs w:val="24"/>
+          <w:lang w:eastAsia="ru-RU"/>
+          <w14:ligatures w14:val="none"/>
+        </w:rPr>
+        <w:t>. :</w:t>
+      </w:r>
+      <w:proofErr w:type="gramEnd"/>
+      <w:r>
+        <w:rPr>
+          <w:rFonts w:ascii="Times New Roman" w:eastAsia="Times New Roman" w:hAnsi="Times New Roman" w:cs="Times New Roman"/>
+          <w:kern w:val="0"/>
+          <w:sz w:val="24"/>
+          <w:szCs w:val="24"/>
+          <w:lang w:eastAsia="ru-RU"/>
+          <w14:ligatures w14:val="none"/>
+        </w:rPr>
+        <w:t xml:space="preserve"> Общество с ограниченной ответственностью «КОНВЕРТ», 2021. С. 201–202.</w:t>
+      </w:r>
+    </w:p>
+    <w:p>
+      <w:pPr>
+        <w:spacing w:line="240" w:lineRule="auto"/>
+        <w:rPr>
+          <w:rFonts w:ascii="Times New Roman" w:eastAsia="Times New Roman" w:hAnsi="Times New Roman" w:cs="Times New Roman"/>
+          <w:kern w:val="0"/>
+          <w:sz w:val="24"/>
+          <w:szCs w:val="24"/>
+          <w:lang w:eastAsia="ru-RU"/>
+          <w14:ligatures w14:val="none"/>
+        </w:rPr>
+      </w:pPr>
+      <w:r>
+        <w:rPr>
+          <w:rFonts w:ascii="Times New Roman" w:eastAsia="Times New Roman" w:hAnsi="Times New Roman" w:cs="Times New Roman"/>
+          <w:kern w:val="0"/>
+          <w:sz w:val="24"/>
+          <w:szCs w:val="24"/>
+          <w:lang w:eastAsia="ru-RU"/>
+          <w14:ligatures w14:val="none"/>
+        </w:rPr>
+        <w:t>13. Яковлева С. А., Замотайлова Д. А. Паттерны проектирования</w:t>
+      </w:r>
+      <w:proofErr w:type="gramStart"/>
+      <w:r>
+        <w:rPr>
+          <w:rFonts w:ascii="Times New Roman" w:eastAsia="Times New Roman" w:hAnsi="Times New Roman" w:cs="Times New Roman"/>
+          <w:kern w:val="0"/>
+          <w:sz w:val="24"/>
+          <w:szCs w:val="24"/>
+          <w:lang w:eastAsia="ru-RU"/>
+          <w14:ligatures w14:val="none"/>
+        </w:rPr>
+        <w:t>. :</w:t>
+      </w:r>
+      <w:proofErr w:type="gramEnd"/>
+      <w:r>
+        <w:rPr>
+          <w:rFonts w:ascii="Times New Roman" w:eastAsia="Times New Roman" w:hAnsi="Times New Roman" w:cs="Times New Roman"/>
+          <w:kern w:val="0"/>
+          <w:sz w:val="24"/>
+          <w:szCs w:val="24"/>
+          <w:lang w:eastAsia="ru-RU"/>
+          <w14:ligatures w14:val="none"/>
+        </w:rPr>
+        <w:t xml:space="preserve"> Кубанский государственный аграрный университет имени И.Т. Трубилина, 2018. С. 71–73.</w:t>
+      </w:r>
+    </w:p>
+    <w:p>
+      <w:pPr>
+        <w:spacing w:line="240" w:lineRule="auto"/>
+        <w:rPr>
+          <w:rFonts w:ascii="Times New Roman" w:eastAsia="Times New Roman" w:hAnsi="Times New Roman" w:cs="Times New Roman"/>
+          <w:kern w:val="0"/>
+          <w:sz w:val="24"/>
+          <w:szCs w:val="24"/>
+          <w:lang w:val="en-US" w:eastAsia="ru-RU"/>
+          <w14:ligatures w14:val="none"/>
+        </w:rPr>
+      </w:pPr>
+      <w:r>
+        <w:rPr>
+          <w:rFonts w:ascii="Times New Roman" w:eastAsia="Times New Roman" w:hAnsi="Times New Roman" w:cs="Times New Roman"/>
+          <w:kern w:val="0"/>
+          <w:sz w:val="24"/>
+          <w:szCs w:val="24"/>
+          <w:lang w:val="en-US" w:eastAsia="ru-RU"/>
+          <w14:ligatures w14:val="none"/>
+        </w:rPr>
+        <w:t xml:space="preserve">14. Ali M. S., Manjunath N., </w:t>
+      </w:r>
+      <w:proofErr w:type="spellStart"/>
+      <w:r>
+        <w:rPr>
+          <w:rFonts w:ascii="Times New Roman" w:eastAsia="Times New Roman" w:hAnsi="Times New Roman" w:cs="Times New Roman"/>
+          <w:kern w:val="0"/>
+          <w:sz w:val="24"/>
+          <w:szCs w:val="24"/>
+          <w:lang w:val="en-US" w:eastAsia="ru-RU"/>
+          <w14:ligatures w14:val="none"/>
+        </w:rPr>
+        <w:t>Chimalakonda</w:t>
+      </w:r>
+      <w:proofErr w:type="spellEnd"/>
+      <w:r>
+        <w:rPr>
+          <w:rFonts w:ascii="Times New Roman" w:eastAsia="Times New Roman" w:hAnsi="Times New Roman" w:cs="Times New Roman"/>
+          <w:kern w:val="0"/>
+          <w:sz w:val="24"/>
+          <w:szCs w:val="24"/>
+          <w:lang w:val="en-US" w:eastAsia="ru-RU"/>
+          <w14:ligatures w14:val="none"/>
+        </w:rPr>
+        <w:t xml:space="preserve"> S. </w:t>
+      </w:r>
+      <w:proofErr w:type="spellStart"/>
+      <w:r>
+        <w:rPr>
+          <w:rFonts w:ascii="Times New Roman" w:eastAsia="Times New Roman" w:hAnsi="Times New Roman" w:cs="Times New Roman"/>
+          <w:kern w:val="0"/>
+          <w:sz w:val="24"/>
+          <w:szCs w:val="24"/>
+          <w:lang w:val="en-US" w:eastAsia="ru-RU"/>
+          <w14:ligatures w14:val="none"/>
+        </w:rPr>
+        <w:t>Cobrex</w:t>
+      </w:r>
+      <w:proofErr w:type="spellEnd"/>
+      <w:r>
+        <w:rPr>
+          <w:rFonts w:ascii="Times New Roman" w:eastAsia="Times New Roman" w:hAnsi="Times New Roman" w:cs="Times New Roman"/>
+          <w:kern w:val="0"/>
+          <w:sz w:val="24"/>
+          <w:szCs w:val="24"/>
+          <w:lang w:val="en-US" w:eastAsia="ru-RU"/>
+          <w14:ligatures w14:val="none"/>
+        </w:rPr>
+        <w:t xml:space="preserve">: A tool for extracting business rules from </w:t>
+      </w:r>
+      <w:proofErr w:type="spellStart"/>
+      <w:r>
+        <w:rPr>
+          <w:rFonts w:ascii="Times New Roman" w:eastAsia="Times New Roman" w:hAnsi="Times New Roman" w:cs="Times New Roman"/>
+          <w:kern w:val="0"/>
+          <w:sz w:val="24"/>
+          <w:szCs w:val="24"/>
+          <w:lang w:val="en-US" w:eastAsia="ru-RU"/>
+          <w14:ligatures w14:val="none"/>
+        </w:rPr>
+        <w:t>cobol</w:t>
+      </w:r>
+      <w:proofErr w:type="spellEnd"/>
+      <w:r>
+        <w:rPr>
+          <w:rFonts w:ascii="Times New Roman" w:eastAsia="Times New Roman" w:hAnsi="Times New Roman" w:cs="Times New Roman"/>
+          <w:kern w:val="0"/>
+          <w:sz w:val="24"/>
+          <w:szCs w:val="24"/>
+          <w:lang w:val="en-US" w:eastAsia="ru-RU"/>
+          <w14:ligatures w14:val="none"/>
+        </w:rPr>
+        <w:t xml:space="preserve"> // 2022 IEEE International Conference on Software Maintenance and Evolution (ICSME)</w:t>
+      </w:r>
+      <w:proofErr w:type="gramStart"/>
+      <w:r>
+        <w:rPr>
+          <w:rFonts w:ascii="Times New Roman" w:eastAsia="Times New Roman" w:hAnsi="Times New Roman" w:cs="Times New Roman"/>
+          <w:kern w:val="0"/>
+          <w:sz w:val="24"/>
+          <w:szCs w:val="24"/>
+          <w:lang w:val="en-US" w:eastAsia="ru-RU"/>
+          <w14:ligatures w14:val="none"/>
+        </w:rPr>
+        <w:t>. :</w:t>
+      </w:r>
+      <w:proofErr w:type="gramEnd"/>
+      <w:r>
+        <w:rPr>
+          <w:rFonts w:ascii="Times New Roman" w:eastAsia="Times New Roman" w:hAnsi="Times New Roman" w:cs="Times New Roman"/>
+          <w:kern w:val="0"/>
+          <w:sz w:val="24"/>
+          <w:szCs w:val="24"/>
+          <w:lang w:val="en-US" w:eastAsia="ru-RU"/>
+          <w14:ligatures w14:val="none"/>
+        </w:rPr>
+        <w:t xml:space="preserve"> IEEE, 2022. </w:t>
+      </w:r>
+      <w:r>
+        <w:rPr>
+          <w:rFonts w:ascii="Times New Roman" w:eastAsia="Times New Roman" w:hAnsi="Times New Roman" w:cs="Times New Roman"/>
+          <w:kern w:val="0"/>
+          <w:sz w:val="24"/>
+          <w:szCs w:val="24"/>
+          <w:lang w:eastAsia="ru-RU"/>
+          <w14:ligatures w14:val="none"/>
+        </w:rPr>
+        <w:t>С</w:t>
+      </w:r>
+      <w:r>
+        <w:rPr>
+          <w:rFonts w:ascii="Times New Roman" w:eastAsia="Times New Roman" w:hAnsi="Times New Roman" w:cs="Times New Roman"/>
+          <w:kern w:val="0"/>
+          <w:sz w:val="24"/>
+          <w:szCs w:val="24"/>
+          <w:lang w:val="en-US" w:eastAsia="ru-RU"/>
+          <w14:ligatures w14:val="none"/>
+        </w:rPr>
+        <w:t>. 464–468.</w:t>
+      </w:r>
+    </w:p>
+    <w:p>
+      <w:pPr>
+        <w:spacing w:line="240" w:lineRule="auto"/>
+        <w:rPr>
+          <w:rFonts w:ascii="Times New Roman" w:eastAsia="Times New Roman" w:hAnsi="Times New Roman" w:cs="Times New Roman"/>
+          <w:kern w:val="0"/>
+          <w:sz w:val="24"/>
+          <w:szCs w:val="24"/>
+          <w:lang w:val="en-US" w:eastAsia="ru-RU"/>
+          <w14:ligatures w14:val="none"/>
+        </w:rPr>
+      </w:pPr>
+      <w:r>
+        <w:rPr>
+          <w:rFonts w:ascii="Times New Roman" w:eastAsia="Times New Roman" w:hAnsi="Times New Roman" w:cs="Times New Roman"/>
+          <w:kern w:val="0"/>
+          <w:sz w:val="24"/>
+          <w:szCs w:val="24"/>
+          <w:lang w:val="en-US" w:eastAsia="ru-RU"/>
+          <w14:ligatures w14:val="none"/>
+        </w:rPr>
+        <w:t>15. Chen Z. a Conversion Framework of the Continuous Modeling Languages Based on ANTLR4 // Proceedings of the 33rd European Modeling &amp; Simulation Symposium</w:t>
+      </w:r>
+      <w:proofErr w:type="gramStart"/>
+      <w:r>
+        <w:rPr>
+          <w:rFonts w:ascii="Times New Roman" w:eastAsia="Times New Roman" w:hAnsi="Times New Roman" w:cs="Times New Roman"/>
+          <w:kern w:val="0"/>
+          <w:sz w:val="24"/>
+          <w:szCs w:val="24"/>
+          <w:lang w:val="en-US" w:eastAsia="ru-RU"/>
+          <w14:ligatures w14:val="none"/>
+        </w:rPr>
+        <w:t>. :</w:t>
+      </w:r>
+      <w:proofErr w:type="gramEnd"/>
+      <w:r>
+        <w:rPr>
+          <w:rFonts w:ascii="Times New Roman" w:eastAsia="Times New Roman" w:hAnsi="Times New Roman" w:cs="Times New Roman"/>
+          <w:kern w:val="0"/>
+          <w:sz w:val="24"/>
+          <w:szCs w:val="24"/>
+          <w:lang w:val="en-US" w:eastAsia="ru-RU"/>
+          <w14:ligatures w14:val="none"/>
+        </w:rPr>
+        <w:t xml:space="preserve"> CAL-TEK </w:t>
+      </w:r>
+      <w:proofErr w:type="spellStart"/>
+      <w:r>
+        <w:rPr>
+          <w:rFonts w:ascii="Times New Roman" w:eastAsia="Times New Roman" w:hAnsi="Times New Roman" w:cs="Times New Roman"/>
+          <w:kern w:val="0"/>
+          <w:sz w:val="24"/>
+          <w:szCs w:val="24"/>
+          <w:lang w:val="en-US" w:eastAsia="ru-RU"/>
+          <w14:ligatures w14:val="none"/>
+        </w:rPr>
+        <w:t>srl</w:t>
+      </w:r>
+      <w:proofErr w:type="spellEnd"/>
+      <w:r>
+        <w:rPr>
+          <w:rFonts w:ascii="Times New Roman" w:eastAsia="Times New Roman" w:hAnsi="Times New Roman" w:cs="Times New Roman"/>
+          <w:kern w:val="0"/>
+          <w:sz w:val="24"/>
+          <w:szCs w:val="24"/>
+          <w:lang w:val="en-US" w:eastAsia="ru-RU"/>
+          <w14:ligatures w14:val="none"/>
+        </w:rPr>
+        <w:t xml:space="preserve">, 2021a. </w:t>
+      </w:r>
+      <w:r>
+        <w:rPr>
+          <w:rFonts w:ascii="Times New Roman" w:eastAsia="Times New Roman" w:hAnsi="Times New Roman" w:cs="Times New Roman"/>
+          <w:kern w:val="0"/>
+          <w:sz w:val="24"/>
+          <w:szCs w:val="24"/>
+          <w:lang w:eastAsia="ru-RU"/>
+          <w14:ligatures w14:val="none"/>
+        </w:rPr>
+        <w:t>С</w:t>
+      </w:r>
+      <w:r>
+        <w:rPr>
+          <w:rFonts w:ascii="Times New Roman" w:eastAsia="Times New Roman" w:hAnsi="Times New Roman" w:cs="Times New Roman"/>
+          <w:kern w:val="0"/>
+          <w:sz w:val="24"/>
+          <w:szCs w:val="24"/>
+          <w:lang w:val="en-US" w:eastAsia="ru-RU"/>
+          <w14:ligatures w14:val="none"/>
+        </w:rPr>
+        <w:t>. 66–74.</w:t>
+      </w:r>
+    </w:p>
+    <w:p>
+      <w:pPr>
+        <w:spacing w:line="240" w:lineRule="auto"/>
+        <w:rPr>
+          <w:rFonts w:ascii="Times New Roman" w:eastAsia="Times New Roman" w:hAnsi="Times New Roman" w:cs="Times New Roman"/>
+          <w:kern w:val="0"/>
+          <w:sz w:val="24"/>
+          <w:szCs w:val="24"/>
+          <w:lang w:val="en-US" w:eastAsia="ru-RU"/>
+          <w14:ligatures w14:val="none"/>
+        </w:rPr>
+      </w:pPr>
+      <w:r>
+        <w:rPr>
+          <w:rFonts w:ascii="Times New Roman" w:eastAsia="Times New Roman" w:hAnsi="Times New Roman" w:cs="Times New Roman"/>
+          <w:kern w:val="0"/>
+          <w:sz w:val="24"/>
+          <w:szCs w:val="24"/>
+          <w:lang w:val="en-US" w:eastAsia="ru-RU"/>
+          <w14:ligatures w14:val="none"/>
+        </w:rPr>
+        <w:t>16. Chen Z. a Conversion Framework of the Continuous Modeling Languages Based on ANTLR4 // Proceedings of the 33rd European Modeling &amp; Simulation Symposium</w:t>
+      </w:r>
+      <w:proofErr w:type="gramStart"/>
+      <w:r>
+        <w:rPr>
+          <w:rFonts w:ascii="Times New Roman" w:eastAsia="Times New Roman" w:hAnsi="Times New Roman" w:cs="Times New Roman"/>
+          <w:kern w:val="0"/>
+          <w:sz w:val="24"/>
+          <w:szCs w:val="24"/>
+          <w:lang w:val="en-US" w:eastAsia="ru-RU"/>
+          <w14:ligatures w14:val="none"/>
+        </w:rPr>
+        <w:t>. :</w:t>
+      </w:r>
+      <w:proofErr w:type="gramEnd"/>
+      <w:r>
+        <w:rPr>
+          <w:rFonts w:ascii="Times New Roman" w:eastAsia="Times New Roman" w:hAnsi="Times New Roman" w:cs="Times New Roman"/>
+          <w:kern w:val="0"/>
+          <w:sz w:val="24"/>
+          <w:szCs w:val="24"/>
+          <w:lang w:val="en-US" w:eastAsia="ru-RU"/>
+          <w14:ligatures w14:val="none"/>
+        </w:rPr>
+        <w:t xml:space="preserve"> CAL-TEK </w:t>
+      </w:r>
+      <w:proofErr w:type="spellStart"/>
+      <w:r>
+        <w:rPr>
+          <w:rFonts w:ascii="Times New Roman" w:eastAsia="Times New Roman" w:hAnsi="Times New Roman" w:cs="Times New Roman"/>
+          <w:kern w:val="0"/>
+          <w:sz w:val="24"/>
+          <w:szCs w:val="24"/>
+          <w:lang w:val="en-US" w:eastAsia="ru-RU"/>
+          <w14:ligatures w14:val="none"/>
+        </w:rPr>
+        <w:t>srl</w:t>
+      </w:r>
+      <w:proofErr w:type="spellEnd"/>
+      <w:r>
+        <w:rPr>
+          <w:rFonts w:ascii="Times New Roman" w:eastAsia="Times New Roman" w:hAnsi="Times New Roman" w:cs="Times New Roman"/>
+          <w:kern w:val="0"/>
+          <w:sz w:val="24"/>
+          <w:szCs w:val="24"/>
+          <w:lang w:val="en-US" w:eastAsia="ru-RU"/>
+          <w14:ligatures w14:val="none"/>
+        </w:rPr>
+        <w:t xml:space="preserve">, 2021b. </w:t>
+      </w:r>
+      <w:r>
+        <w:rPr>
+          <w:rFonts w:ascii="Times New Roman" w:eastAsia="Times New Roman" w:hAnsi="Times New Roman" w:cs="Times New Roman"/>
+          <w:kern w:val="0"/>
+          <w:sz w:val="24"/>
+          <w:szCs w:val="24"/>
+          <w:lang w:eastAsia="ru-RU"/>
+          <w14:ligatures w14:val="none"/>
+        </w:rPr>
+        <w:t>С</w:t>
+      </w:r>
+      <w:r>
+        <w:rPr>
+          <w:rFonts w:ascii="Times New Roman" w:eastAsia="Times New Roman" w:hAnsi="Times New Roman" w:cs="Times New Roman"/>
+          <w:kern w:val="0"/>
+          <w:sz w:val="24"/>
+          <w:szCs w:val="24"/>
+          <w:lang w:val="en-US" w:eastAsia="ru-RU"/>
+          <w14:ligatures w14:val="none"/>
+        </w:rPr>
+        <w:t>. 66–74.</w:t>
+      </w:r>
+    </w:p>
+    <w:p>
+      <w:pPr>
+        <w:spacing w:line="240" w:lineRule="auto"/>
+        <w:rPr>
+          <w:rFonts w:ascii="Times New Roman" w:eastAsia="Times New Roman" w:hAnsi="Times New Roman" w:cs="Times New Roman"/>
+          <w:kern w:val="0"/>
+          <w:sz w:val="24"/>
+          <w:szCs w:val="24"/>
+          <w:lang w:val="en-US" w:eastAsia="ru-RU"/>
+          <w14:ligatures w14:val="none"/>
+        </w:rPr>
+      </w:pPr>
+      <w:r>
+        <w:rPr>
+          <w:rFonts w:ascii="Times New Roman" w:eastAsia="Times New Roman" w:hAnsi="Times New Roman" w:cs="Times New Roman"/>
+          <w:kern w:val="0"/>
+          <w:sz w:val="24"/>
+          <w:szCs w:val="24"/>
+          <w:lang w:val="en-US" w:eastAsia="ru-RU"/>
+          <w14:ligatures w14:val="none"/>
+        </w:rPr>
+        <w:t>17. Cone M. The Markdown Guide.</w:t>
+      </w:r>
+    </w:p>
+    <w:p>
+      <w:pPr>
+        <w:spacing w:line="240" w:lineRule="auto"/>
+        <w:rPr>
+          <w:rFonts w:ascii="Times New Roman" w:eastAsia="Times New Roman" w:hAnsi="Times New Roman" w:cs="Times New Roman"/>
+          <w:kern w:val="0"/>
+          <w:sz w:val="24"/>
+          <w:szCs w:val="24"/>
+          <w:lang w:val="en-US" w:eastAsia="ru-RU"/>
+          <w14:ligatures w14:val="none"/>
+        </w:rPr>
+      </w:pPr>
+      <w:r>
+        <w:rPr>
+          <w:rFonts w:ascii="Times New Roman" w:eastAsia="Times New Roman" w:hAnsi="Times New Roman" w:cs="Times New Roman"/>
+          <w:kern w:val="0"/>
+          <w:sz w:val="24"/>
+          <w:szCs w:val="24"/>
+          <w:lang w:val="en-US" w:eastAsia="ru-RU"/>
+          <w14:ligatures w14:val="none"/>
+        </w:rPr>
+        <w:lastRenderedPageBreak/>
+        <w:t>18. Engineer M. F. P. S. S., Tutor P. PySide6 Tutorial 2026, Create Python GUIs with Qt [</w:t>
+      </w:r>
+      <w:r>
+        <w:rPr>
+          <w:rFonts w:ascii="Times New Roman" w:eastAsia="Times New Roman" w:hAnsi="Times New Roman" w:cs="Times New Roman"/>
+          <w:kern w:val="0"/>
+          <w:sz w:val="24"/>
+          <w:szCs w:val="24"/>
+          <w:lang w:eastAsia="ru-RU"/>
+          <w14:ligatures w14:val="none"/>
+        </w:rPr>
+        <w:t>Электронный</w:t>
+      </w:r>
+      <w:r>
+        <w:rPr>
+          <w:rFonts w:ascii="Times New Roman" w:eastAsia="Times New Roman" w:hAnsi="Times New Roman" w:cs="Times New Roman"/>
+          <w:kern w:val="0"/>
+          <w:sz w:val="24"/>
+          <w:szCs w:val="24"/>
+          <w:lang w:val="en-US" w:eastAsia="ru-RU"/>
+          <w14:ligatures w14:val="none"/>
+        </w:rPr>
+        <w:t xml:space="preserve"> </w:t>
+      </w:r>
+      <w:r>
+        <w:rPr>
+          <w:rFonts w:ascii="Times New Roman" w:eastAsia="Times New Roman" w:hAnsi="Times New Roman" w:cs="Times New Roman"/>
+          <w:kern w:val="0"/>
+          <w:sz w:val="24"/>
+          <w:szCs w:val="24"/>
+          <w:lang w:eastAsia="ru-RU"/>
+          <w14:ligatures w14:val="none"/>
+        </w:rPr>
+        <w:t>ресурс</w:t>
+      </w:r>
+      <w:r>
+        <w:rPr>
+          <w:rFonts w:ascii="Times New Roman" w:eastAsia="Times New Roman" w:hAnsi="Times New Roman" w:cs="Times New Roman"/>
+          <w:kern w:val="0"/>
+          <w:sz w:val="24"/>
+          <w:szCs w:val="24"/>
+          <w:lang w:val="en-US" w:eastAsia="ru-RU"/>
+          <w14:ligatures w14:val="none"/>
+        </w:rPr>
+        <w:t xml:space="preserve">]. URL: </w:t>
+      </w:r>
+      <w:hyperlink r:id="rId5" w:history="1">
+        <w:r>
+          <w:rPr>
+            <w:rFonts w:ascii="Times New Roman" w:eastAsia="Times New Roman" w:hAnsi="Times New Roman" w:cs="Times New Roman"/>
+            <w:color w:val="0000FF"/>
+            <w:kern w:val="0"/>
+            <w:sz w:val="24"/>
+            <w:szCs w:val="24"/>
+            <w:u w:val="single"/>
+            <w:lang w:val="en-US" w:eastAsia="ru-RU"/>
+            <w14:ligatures w14:val="none"/>
+          </w:rPr>
+          <w:t>https://www.pythonguis.com/pyside6-tutorial/</w:t>
+        </w:r>
+      </w:hyperlink>
+      <w:r>
+        <w:rPr>
+          <w:rFonts w:ascii="Times New Roman" w:eastAsia="Times New Roman" w:hAnsi="Times New Roman" w:cs="Times New Roman"/>
+          <w:kern w:val="0"/>
+          <w:sz w:val="24"/>
+          <w:szCs w:val="24"/>
+          <w:lang w:val="en-US" w:eastAsia="ru-RU"/>
+          <w14:ligatures w14:val="none"/>
+        </w:rPr>
+        <w:t xml:space="preserve"> (</w:t>
+      </w:r>
+      <w:r>
+        <w:rPr>
+          <w:rFonts w:ascii="Times New Roman" w:eastAsia="Times New Roman" w:hAnsi="Times New Roman" w:cs="Times New Roman"/>
+          <w:kern w:val="0"/>
+          <w:sz w:val="24"/>
+          <w:szCs w:val="24"/>
+          <w:lang w:eastAsia="ru-RU"/>
+          <w14:ligatures w14:val="none"/>
+        </w:rPr>
+        <w:t>дата</w:t>
+      </w:r>
+      <w:r>
+        <w:rPr>
+          <w:rFonts w:ascii="Times New Roman" w:eastAsia="Times New Roman" w:hAnsi="Times New Roman" w:cs="Times New Roman"/>
+          <w:kern w:val="0"/>
+          <w:sz w:val="24"/>
+          <w:szCs w:val="24"/>
+          <w:lang w:val="en-US" w:eastAsia="ru-RU"/>
+          <w14:ligatures w14:val="none"/>
+        </w:rPr>
+        <w:t xml:space="preserve"> </w:t>
+      </w:r>
+      <w:r>
+        <w:rPr>
+          <w:rFonts w:ascii="Times New Roman" w:eastAsia="Times New Roman" w:hAnsi="Times New Roman" w:cs="Times New Roman"/>
+          <w:kern w:val="0"/>
+          <w:sz w:val="24"/>
+          <w:szCs w:val="24"/>
+          <w:lang w:eastAsia="ru-RU"/>
+          <w14:ligatures w14:val="none"/>
+        </w:rPr>
+        <w:t>обращения</w:t>
+      </w:r>
+      <w:r>
+        <w:rPr>
+          <w:rFonts w:ascii="Times New Roman" w:eastAsia="Times New Roman" w:hAnsi="Times New Roman" w:cs="Times New Roman"/>
+          <w:kern w:val="0"/>
+          <w:sz w:val="24"/>
+          <w:szCs w:val="24"/>
+          <w:lang w:val="en-US" w:eastAsia="ru-RU"/>
+          <w14:ligatures w14:val="none"/>
+        </w:rPr>
+        <w:t>: 07.01.2026).</w:t>
+      </w:r>
+    </w:p>
+    <w:p>
+      <w:pPr>
+        <w:spacing w:line="240" w:lineRule="auto"/>
+        <w:rPr>
+          <w:rFonts w:ascii="Times New Roman" w:eastAsia="Times New Roman" w:hAnsi="Times New Roman" w:cs="Times New Roman"/>
+          <w:kern w:val="0"/>
+          <w:sz w:val="24"/>
+          <w:szCs w:val="24"/>
+          <w:lang w:val="en-US" w:eastAsia="ru-RU"/>
+          <w14:ligatures w14:val="none"/>
+        </w:rPr>
+      </w:pPr>
+      <w:r>
+        <w:rPr>
+          <w:rFonts w:ascii="Times New Roman" w:eastAsia="Times New Roman" w:hAnsi="Times New Roman" w:cs="Times New Roman"/>
+          <w:kern w:val="0"/>
+          <w:sz w:val="24"/>
+          <w:szCs w:val="24"/>
+          <w:lang w:val="en-US" w:eastAsia="ru-RU"/>
+          <w14:ligatures w14:val="none"/>
+        </w:rPr>
+        <w:t>19. Fitzpatrick M. Create GUI Applications with Python &amp; Qt6 (PySide6 Edition)</w:t>
+      </w:r>
+      <w:proofErr w:type="gramStart"/>
+      <w:r>
+        <w:rPr>
+          <w:rFonts w:ascii="Times New Roman" w:eastAsia="Times New Roman" w:hAnsi="Times New Roman" w:cs="Times New Roman"/>
+          <w:kern w:val="0"/>
+          <w:sz w:val="24"/>
+          <w:szCs w:val="24"/>
+          <w:lang w:val="en-US" w:eastAsia="ru-RU"/>
+          <w14:ligatures w14:val="none"/>
+        </w:rPr>
+        <w:t>. :</w:t>
+      </w:r>
+      <w:proofErr w:type="gramEnd"/>
+      <w:r>
+        <w:rPr>
+          <w:rFonts w:ascii="Times New Roman" w:eastAsia="Times New Roman" w:hAnsi="Times New Roman" w:cs="Times New Roman"/>
+          <w:kern w:val="0"/>
+          <w:sz w:val="24"/>
+          <w:szCs w:val="24"/>
+          <w:lang w:val="en-US" w:eastAsia="ru-RU"/>
+          <w14:ligatures w14:val="none"/>
+        </w:rPr>
+        <w:t xml:space="preserve"> Martin Fitzpatrick, 2021.</w:t>
+      </w:r>
+    </w:p>
+    <w:p>
+      <w:pPr>
+        <w:spacing w:line="240" w:lineRule="auto"/>
+        <w:rPr>
+          <w:rFonts w:ascii="Times New Roman" w:eastAsia="Times New Roman" w:hAnsi="Times New Roman" w:cs="Times New Roman"/>
+          <w:kern w:val="0"/>
+          <w:sz w:val="24"/>
+          <w:szCs w:val="24"/>
+          <w:lang w:val="en-US" w:eastAsia="ru-RU"/>
+          <w14:ligatures w14:val="none"/>
+        </w:rPr>
+      </w:pPr>
+      <w:r>
+        <w:rPr>
+          <w:rFonts w:ascii="Times New Roman" w:eastAsia="Times New Roman" w:hAnsi="Times New Roman" w:cs="Times New Roman"/>
+          <w:kern w:val="0"/>
+          <w:sz w:val="24"/>
+          <w:szCs w:val="24"/>
+          <w:lang w:val="en-US" w:eastAsia="ru-RU"/>
+          <w14:ligatures w14:val="none"/>
+        </w:rPr>
+        <w:t xml:space="preserve">20. </w:t>
+      </w:r>
+      <w:proofErr w:type="spellStart"/>
+      <w:r>
+        <w:rPr>
+          <w:rFonts w:ascii="Times New Roman" w:eastAsia="Times New Roman" w:hAnsi="Times New Roman" w:cs="Times New Roman"/>
+          <w:kern w:val="0"/>
+          <w:sz w:val="24"/>
+          <w:szCs w:val="24"/>
+          <w:lang w:val="en-US" w:eastAsia="ru-RU"/>
+          <w14:ligatures w14:val="none"/>
+        </w:rPr>
+        <w:t>Loker</w:t>
+      </w:r>
+      <w:proofErr w:type="spellEnd"/>
+      <w:r>
+        <w:rPr>
+          <w:rFonts w:ascii="Times New Roman" w:eastAsia="Times New Roman" w:hAnsi="Times New Roman" w:cs="Times New Roman"/>
+          <w:kern w:val="0"/>
+          <w:sz w:val="24"/>
+          <w:szCs w:val="24"/>
+          <w:lang w:val="en-US" w:eastAsia="ru-RU"/>
+          <w14:ligatures w14:val="none"/>
+        </w:rPr>
+        <w:t xml:space="preserve"> D. R., </w:t>
+      </w:r>
+      <w:proofErr w:type="spellStart"/>
+      <w:r>
+        <w:rPr>
+          <w:rFonts w:ascii="Times New Roman" w:eastAsia="Times New Roman" w:hAnsi="Times New Roman" w:cs="Times New Roman"/>
+          <w:kern w:val="0"/>
+          <w:sz w:val="24"/>
+          <w:szCs w:val="24"/>
+          <w:lang w:val="en-US" w:eastAsia="ru-RU"/>
+          <w14:ligatures w14:val="none"/>
+        </w:rPr>
+        <w:t>Liaw</w:t>
+      </w:r>
+      <w:proofErr w:type="spellEnd"/>
+      <w:r>
+        <w:rPr>
+          <w:rFonts w:ascii="Times New Roman" w:eastAsia="Times New Roman" w:hAnsi="Times New Roman" w:cs="Times New Roman"/>
+          <w:kern w:val="0"/>
+          <w:sz w:val="24"/>
+          <w:szCs w:val="24"/>
+          <w:lang w:val="en-US" w:eastAsia="ru-RU"/>
+          <w14:ligatures w14:val="none"/>
+        </w:rPr>
+        <w:t xml:space="preserve"> T. M. (Jonathan), Nozaki S. Python GUI for Data Acquisition</w:t>
+      </w:r>
+      <w:proofErr w:type="gramStart"/>
+      <w:r>
+        <w:rPr>
+          <w:rFonts w:ascii="Times New Roman" w:eastAsia="Times New Roman" w:hAnsi="Times New Roman" w:cs="Times New Roman"/>
+          <w:kern w:val="0"/>
+          <w:sz w:val="24"/>
+          <w:szCs w:val="24"/>
+          <w:lang w:val="en-US" w:eastAsia="ru-RU"/>
+          <w14:ligatures w14:val="none"/>
+        </w:rPr>
+        <w:t>. ,</w:t>
+      </w:r>
+      <w:proofErr w:type="gramEnd"/>
+      <w:r>
+        <w:rPr>
+          <w:rFonts w:ascii="Times New Roman" w:eastAsia="Times New Roman" w:hAnsi="Times New Roman" w:cs="Times New Roman"/>
+          <w:kern w:val="0"/>
+          <w:sz w:val="24"/>
+          <w:szCs w:val="24"/>
+          <w:lang w:val="en-US" w:eastAsia="ru-RU"/>
+          <w14:ligatures w14:val="none"/>
+        </w:rPr>
+        <w:t xml:space="preserve"> 2025.</w:t>
+      </w:r>
+    </w:p>
+    <w:p>
+      <w:pPr>
+        <w:spacing w:line="240" w:lineRule="auto"/>
+        <w:rPr>
+          <w:rFonts w:ascii="Times New Roman" w:eastAsia="Times New Roman" w:hAnsi="Times New Roman" w:cs="Times New Roman"/>
+          <w:kern w:val="0"/>
+          <w:sz w:val="24"/>
+          <w:szCs w:val="24"/>
+          <w:lang w:val="en-US" w:eastAsia="ru-RU"/>
+          <w14:ligatures w14:val="none"/>
+        </w:rPr>
+      </w:pPr>
+      <w:r>
+        <w:rPr>
+          <w:rFonts w:ascii="Times New Roman" w:eastAsia="Times New Roman" w:hAnsi="Times New Roman" w:cs="Times New Roman"/>
+          <w:kern w:val="0"/>
+          <w:sz w:val="24"/>
+          <w:szCs w:val="24"/>
+          <w:lang w:val="en-US" w:eastAsia="ru-RU"/>
+          <w14:ligatures w14:val="none"/>
+        </w:rPr>
+        <w:t>21. Parr T. The definitive ANTLR 4 reference // 2013.</w:t>
+      </w:r>
+    </w:p>
+    <w:p>
+      <w:pPr>
+        <w:spacing w:line="240" w:lineRule="auto"/>
+        <w:rPr>
+          <w:rFonts w:ascii="Times New Roman" w:eastAsia="Times New Roman" w:hAnsi="Times New Roman" w:cs="Times New Roman"/>
+          <w:kern w:val="0"/>
+          <w:sz w:val="24"/>
+          <w:szCs w:val="24"/>
+          <w:lang w:val="en-US" w:eastAsia="ru-RU"/>
+          <w14:ligatures w14:val="none"/>
+        </w:rPr>
+      </w:pPr>
+      <w:r>
+        <w:rPr>
+          <w:rFonts w:ascii="Times New Roman" w:eastAsia="Times New Roman" w:hAnsi="Times New Roman" w:cs="Times New Roman"/>
+          <w:kern w:val="0"/>
+          <w:sz w:val="24"/>
+          <w:szCs w:val="24"/>
+          <w:lang w:val="en-US" w:eastAsia="ru-RU"/>
+          <w14:ligatures w14:val="none"/>
+        </w:rPr>
+        <w:t xml:space="preserve">22. Parr T. Language implementation patterns: create your own domain-specific and general programming languages. Dallas, Texas Raleigh, North Carolina: The Pragmatic Bookshelf, 2014. </w:t>
+      </w:r>
+      <w:proofErr w:type="spellStart"/>
+      <w:r>
+        <w:rPr>
+          <w:rFonts w:ascii="Times New Roman" w:eastAsia="Times New Roman" w:hAnsi="Times New Roman" w:cs="Times New Roman"/>
+          <w:kern w:val="0"/>
+          <w:sz w:val="24"/>
+          <w:szCs w:val="24"/>
+          <w:lang w:eastAsia="ru-RU"/>
+          <w14:ligatures w14:val="none"/>
+        </w:rPr>
+        <w:t>Вып</w:t>
+      </w:r>
+      <w:proofErr w:type="spellEnd"/>
+      <w:r>
+        <w:rPr>
+          <w:rFonts w:ascii="Times New Roman" w:eastAsia="Times New Roman" w:hAnsi="Times New Roman" w:cs="Times New Roman"/>
+          <w:kern w:val="0"/>
+          <w:sz w:val="24"/>
+          <w:szCs w:val="24"/>
+          <w:lang w:val="en-US" w:eastAsia="ru-RU"/>
+          <w14:ligatures w14:val="none"/>
+        </w:rPr>
+        <w:t xml:space="preserve">. Book version: P5.0-September 2014. 358 </w:t>
+      </w:r>
+      <w:r>
+        <w:rPr>
+          <w:rFonts w:ascii="Times New Roman" w:eastAsia="Times New Roman" w:hAnsi="Times New Roman" w:cs="Times New Roman"/>
+          <w:kern w:val="0"/>
+          <w:sz w:val="24"/>
+          <w:szCs w:val="24"/>
+          <w:lang w:eastAsia="ru-RU"/>
+          <w14:ligatures w14:val="none"/>
+        </w:rPr>
+        <w:t>с</w:t>
+      </w:r>
+      <w:r>
+        <w:rPr>
+          <w:rFonts w:ascii="Times New Roman" w:eastAsia="Times New Roman" w:hAnsi="Times New Roman" w:cs="Times New Roman"/>
+          <w:kern w:val="0"/>
+          <w:sz w:val="24"/>
+          <w:szCs w:val="24"/>
+          <w:lang w:val="en-US" w:eastAsia="ru-RU"/>
+          <w14:ligatures w14:val="none"/>
+        </w:rPr>
+        <w:t>.</w:t>
+      </w:r>
+    </w:p>
+    <w:p>
+      <w:pPr>
+        <w:spacing w:line="240" w:lineRule="auto"/>
+        <w:rPr>
+          <w:rFonts w:ascii="Times New Roman" w:eastAsia="Times New Roman" w:hAnsi="Times New Roman" w:cs="Times New Roman"/>
+          <w:kern w:val="0"/>
+          <w:sz w:val="24"/>
+          <w:szCs w:val="24"/>
+          <w:lang w:val="en-US" w:eastAsia="ru-RU"/>
+          <w14:ligatures w14:val="none"/>
+        </w:rPr>
+      </w:pPr>
+      <w:r>
+        <w:rPr>
+          <w:rFonts w:ascii="Times New Roman" w:eastAsia="Times New Roman" w:hAnsi="Times New Roman" w:cs="Times New Roman"/>
+          <w:kern w:val="0"/>
+          <w:sz w:val="24"/>
+          <w:szCs w:val="24"/>
+          <w:lang w:val="en-US" w:eastAsia="ru-RU"/>
+          <w14:ligatures w14:val="none"/>
+        </w:rPr>
+        <w:t xml:space="preserve">23. Smart J., Hock K., </w:t>
+      </w:r>
+      <w:proofErr w:type="spellStart"/>
+      <w:r>
+        <w:rPr>
+          <w:rFonts w:ascii="Times New Roman" w:eastAsia="Times New Roman" w:hAnsi="Times New Roman" w:cs="Times New Roman"/>
+          <w:kern w:val="0"/>
+          <w:sz w:val="24"/>
+          <w:szCs w:val="24"/>
+          <w:lang w:val="en-US" w:eastAsia="ru-RU"/>
+          <w14:ligatures w14:val="none"/>
+        </w:rPr>
+        <w:t>Csomor</w:t>
+      </w:r>
+      <w:proofErr w:type="spellEnd"/>
+      <w:r>
+        <w:rPr>
+          <w:rFonts w:ascii="Times New Roman" w:eastAsia="Times New Roman" w:hAnsi="Times New Roman" w:cs="Times New Roman"/>
+          <w:kern w:val="0"/>
+          <w:sz w:val="24"/>
+          <w:szCs w:val="24"/>
+          <w:lang w:val="en-US" w:eastAsia="ru-RU"/>
+          <w14:ligatures w14:val="none"/>
+        </w:rPr>
+        <w:t xml:space="preserve"> S. Cross-platform GUI programming with </w:t>
+      </w:r>
+      <w:proofErr w:type="spellStart"/>
+      <w:r>
+        <w:rPr>
+          <w:rFonts w:ascii="Times New Roman" w:eastAsia="Times New Roman" w:hAnsi="Times New Roman" w:cs="Times New Roman"/>
+          <w:kern w:val="0"/>
+          <w:sz w:val="24"/>
+          <w:szCs w:val="24"/>
+          <w:lang w:val="en-US" w:eastAsia="ru-RU"/>
+          <w14:ligatures w14:val="none"/>
+        </w:rPr>
+        <w:t>wxWidgets</w:t>
+      </w:r>
+      <w:proofErr w:type="spellEnd"/>
+      <w:r>
+        <w:rPr>
+          <w:rFonts w:ascii="Times New Roman" w:eastAsia="Times New Roman" w:hAnsi="Times New Roman" w:cs="Times New Roman"/>
+          <w:kern w:val="0"/>
+          <w:sz w:val="24"/>
+          <w:szCs w:val="24"/>
+          <w:lang w:val="en-US" w:eastAsia="ru-RU"/>
+          <w14:ligatures w14:val="none"/>
+        </w:rPr>
+        <w:t xml:space="preserve">. Upper Saddle River, NJ: Prentice Hall, 2009. </w:t>
+      </w:r>
+      <w:proofErr w:type="spellStart"/>
+      <w:r>
+        <w:rPr>
+          <w:rFonts w:ascii="Times New Roman" w:eastAsia="Times New Roman" w:hAnsi="Times New Roman" w:cs="Times New Roman"/>
+          <w:kern w:val="0"/>
+          <w:sz w:val="24"/>
+          <w:szCs w:val="24"/>
+          <w:lang w:eastAsia="ru-RU"/>
+          <w14:ligatures w14:val="none"/>
+        </w:rPr>
+        <w:t>Вып</w:t>
+      </w:r>
+      <w:proofErr w:type="spellEnd"/>
+      <w:r>
+        <w:rPr>
+          <w:rFonts w:ascii="Times New Roman" w:eastAsia="Times New Roman" w:hAnsi="Times New Roman" w:cs="Times New Roman"/>
+          <w:kern w:val="0"/>
+          <w:sz w:val="24"/>
+          <w:szCs w:val="24"/>
+          <w:lang w:val="en-US" w:eastAsia="ru-RU"/>
+          <w14:ligatures w14:val="none"/>
+        </w:rPr>
+        <w:t xml:space="preserve">. 6. print. 700 </w:t>
+      </w:r>
+      <w:r>
+        <w:rPr>
+          <w:rFonts w:ascii="Times New Roman" w:eastAsia="Times New Roman" w:hAnsi="Times New Roman" w:cs="Times New Roman"/>
+          <w:kern w:val="0"/>
+          <w:sz w:val="24"/>
+          <w:szCs w:val="24"/>
+          <w:lang w:eastAsia="ru-RU"/>
+          <w14:ligatures w14:val="none"/>
+        </w:rPr>
+        <w:t>с</w:t>
+      </w:r>
+      <w:r>
+        <w:rPr>
+          <w:rFonts w:ascii="Times New Roman" w:eastAsia="Times New Roman" w:hAnsi="Times New Roman" w:cs="Times New Roman"/>
+          <w:kern w:val="0"/>
+          <w:sz w:val="24"/>
+          <w:szCs w:val="24"/>
+          <w:lang w:val="en-US" w:eastAsia="ru-RU"/>
+          <w14:ligatures w14:val="none"/>
+        </w:rPr>
+        <w:t>.</w:t>
+      </w:r>
+    </w:p>
+    <w:p>
+      <w:pPr>
+        <w:spacing w:line="240" w:lineRule="auto"/>
+        <w:rPr>
+          <w:rFonts w:ascii="Times New Roman" w:eastAsia="Times New Roman" w:hAnsi="Times New Roman" w:cs="Times New Roman"/>
+          <w:kern w:val="0"/>
+          <w:sz w:val="24"/>
+          <w:szCs w:val="24"/>
+          <w:lang w:val="en-US" w:eastAsia="ru-RU"/>
+          <w14:ligatures w14:val="none"/>
+        </w:rPr>
+      </w:pPr>
+      <w:r>
+        <w:rPr>
+          <w:rFonts w:ascii="Times New Roman" w:eastAsia="Times New Roman" w:hAnsi="Times New Roman" w:cs="Times New Roman"/>
+          <w:kern w:val="0"/>
+          <w:sz w:val="24"/>
+          <w:szCs w:val="24"/>
+          <w:lang w:val="en-US" w:eastAsia="ru-RU"/>
+          <w14:ligatures w14:val="none"/>
+        </w:rPr>
+        <w:t xml:space="preserve">24. </w:t>
+      </w:r>
+      <w:proofErr w:type="spellStart"/>
+      <w:r>
+        <w:rPr>
+          <w:rFonts w:ascii="Times New Roman" w:eastAsia="Times New Roman" w:hAnsi="Times New Roman" w:cs="Times New Roman"/>
+          <w:kern w:val="0"/>
+          <w:sz w:val="24"/>
+          <w:szCs w:val="24"/>
+          <w:lang w:val="en-US" w:eastAsia="ru-RU"/>
+          <w14:ligatures w14:val="none"/>
+        </w:rPr>
+        <w:t>Tarazona</w:t>
+      </w:r>
+      <w:proofErr w:type="spellEnd"/>
+      <w:r>
+        <w:rPr>
+          <w:rFonts w:ascii="Times New Roman" w:eastAsia="Times New Roman" w:hAnsi="Times New Roman" w:cs="Times New Roman"/>
+          <w:kern w:val="0"/>
+          <w:sz w:val="24"/>
+          <w:szCs w:val="24"/>
+          <w:lang w:val="en-US" w:eastAsia="ru-RU"/>
+          <w14:ligatures w14:val="none"/>
+        </w:rPr>
+        <w:t xml:space="preserve"> Bernal Y. S. ANTLR 4 grammar of the Swift 5 programing language // 2021.</w:t>
+      </w:r>
+    </w:p>
+    <w:p>
+      <w:pPr>
+        <w:spacing w:line="240" w:lineRule="auto"/>
+        <w:rPr>
+          <w:rFonts w:ascii="Times New Roman" w:eastAsia="Times New Roman" w:hAnsi="Times New Roman" w:cs="Times New Roman"/>
+          <w:kern w:val="0"/>
+          <w:sz w:val="24"/>
+          <w:szCs w:val="24"/>
+          <w:lang w:val="en-US" w:eastAsia="ru-RU"/>
+          <w14:ligatures w14:val="none"/>
+        </w:rPr>
+      </w:pPr>
+      <w:r>
+        <w:rPr>
+          <w:rFonts w:ascii="Times New Roman" w:eastAsia="Times New Roman" w:hAnsi="Times New Roman" w:cs="Times New Roman"/>
+          <w:kern w:val="0"/>
+          <w:sz w:val="24"/>
+          <w:szCs w:val="24"/>
+          <w:lang w:val="en-US" w:eastAsia="ru-RU"/>
+          <w14:ligatures w14:val="none"/>
+        </w:rPr>
+        <w:t xml:space="preserve">25. </w:t>
+      </w:r>
+      <w:proofErr w:type="spellStart"/>
+      <w:r>
+        <w:rPr>
+          <w:rFonts w:ascii="Times New Roman" w:eastAsia="Times New Roman" w:hAnsi="Times New Roman" w:cs="Times New Roman"/>
+          <w:kern w:val="0"/>
+          <w:sz w:val="24"/>
+          <w:szCs w:val="24"/>
+          <w:lang w:val="en-US" w:eastAsia="ru-RU"/>
+          <w14:ligatures w14:val="none"/>
+        </w:rPr>
+        <w:t>Vysoký</w:t>
+      </w:r>
+      <w:proofErr w:type="spellEnd"/>
+      <w:r>
+        <w:rPr>
+          <w:rFonts w:ascii="Times New Roman" w:eastAsia="Times New Roman" w:hAnsi="Times New Roman" w:cs="Times New Roman"/>
+          <w:kern w:val="0"/>
+          <w:sz w:val="24"/>
+          <w:szCs w:val="24"/>
+          <w:lang w:val="en-US" w:eastAsia="ru-RU"/>
+          <w14:ligatures w14:val="none"/>
+        </w:rPr>
+        <w:t xml:space="preserve"> P., </w:t>
+      </w:r>
+      <w:proofErr w:type="spellStart"/>
+      <w:r>
+        <w:rPr>
+          <w:rFonts w:ascii="Times New Roman" w:eastAsia="Times New Roman" w:hAnsi="Times New Roman" w:cs="Times New Roman"/>
+          <w:kern w:val="0"/>
+          <w:sz w:val="24"/>
+          <w:szCs w:val="24"/>
+          <w:lang w:val="en-US" w:eastAsia="ru-RU"/>
+          <w14:ligatures w14:val="none"/>
+        </w:rPr>
+        <w:t>Parízek</w:t>
+      </w:r>
+      <w:proofErr w:type="spellEnd"/>
+      <w:r>
+        <w:rPr>
+          <w:rFonts w:ascii="Times New Roman" w:eastAsia="Times New Roman" w:hAnsi="Times New Roman" w:cs="Times New Roman"/>
+          <w:kern w:val="0"/>
+          <w:sz w:val="24"/>
+          <w:szCs w:val="24"/>
+          <w:lang w:val="en-US" w:eastAsia="ru-RU"/>
+          <w14:ligatures w14:val="none"/>
+        </w:rPr>
+        <w:t xml:space="preserve"> P., </w:t>
+      </w:r>
+      <w:proofErr w:type="spellStart"/>
+      <w:r>
+        <w:rPr>
+          <w:rFonts w:ascii="Times New Roman" w:eastAsia="Times New Roman" w:hAnsi="Times New Roman" w:cs="Times New Roman"/>
+          <w:kern w:val="0"/>
+          <w:sz w:val="24"/>
+          <w:szCs w:val="24"/>
+          <w:lang w:val="en-US" w:eastAsia="ru-RU"/>
+          <w14:ligatures w14:val="none"/>
+        </w:rPr>
+        <w:t>Pech</w:t>
+      </w:r>
+      <w:proofErr w:type="spellEnd"/>
+      <w:r>
+        <w:rPr>
+          <w:rFonts w:ascii="Times New Roman" w:eastAsia="Times New Roman" w:hAnsi="Times New Roman" w:cs="Times New Roman"/>
+          <w:kern w:val="0"/>
+          <w:sz w:val="24"/>
+          <w:szCs w:val="24"/>
+          <w:lang w:val="en-US" w:eastAsia="ru-RU"/>
+          <w14:ligatures w14:val="none"/>
+        </w:rPr>
+        <w:t xml:space="preserve"> V. INGRID: Creating Languages in MPS from ANTLR Grammars.</w:t>
+      </w:r>
+    </w:p>
+    <w:p>
+      <w:pPr>
+        <w:spacing w:line="240" w:lineRule="auto"/>
+        <w:rPr>
+          <w:rFonts w:ascii="Times New Roman" w:eastAsia="Times New Roman" w:hAnsi="Times New Roman" w:cs="Times New Roman"/>
+          <w:kern w:val="0"/>
+          <w:sz w:val="24"/>
+          <w:szCs w:val="24"/>
+          <w:lang w:eastAsia="ru-RU"/>
+          <w14:ligatures w14:val="none"/>
+        </w:rPr>
+      </w:pPr>
+      <w:r>
+        <w:rPr>
+          <w:rFonts w:ascii="Times New Roman" w:eastAsia="Times New Roman" w:hAnsi="Times New Roman" w:cs="Times New Roman"/>
+          <w:kern w:val="0"/>
+          <w:sz w:val="24"/>
+          <w:szCs w:val="24"/>
+          <w:lang w:eastAsia="ru-RU"/>
+          <w14:ligatures w14:val="none"/>
+        </w:rPr>
+        <w:t>26. СЕВАСТОПОЛЬСКИЙ ГОСУДАРСТВЕННЫЙ УНИВЕРСИТЕТ.</w:t>
+      </w:r>
+    </w:p>
+    <w:p>
+      <w:pPr>
+        <w:spacing w:line="240" w:lineRule="auto"/>
+        <w:rPr>
+          <w:rFonts w:ascii="Times New Roman" w:eastAsia="Times New Roman" w:hAnsi="Times New Roman" w:cs="Times New Roman"/>
+          <w:kern w:val="0"/>
+          <w:sz w:val="24"/>
+          <w:szCs w:val="24"/>
+          <w:lang w:eastAsia="ru-RU"/>
+          <w14:ligatures w14:val="none"/>
+        </w:rPr>
+      </w:pPr>
+      <w:r>
+        <w:rPr>
+          <w:rFonts w:ascii="Times New Roman" w:eastAsia="Times New Roman" w:hAnsi="Times New Roman" w:cs="Times New Roman"/>
+          <w:kern w:val="0"/>
+          <w:sz w:val="24"/>
+          <w:szCs w:val="24"/>
+          <w:lang w:eastAsia="ru-RU"/>
+          <w14:ligatures w14:val="none"/>
+        </w:rPr>
+        <w:t xml:space="preserve">27. Теория и практика </w:t>
+      </w:r>
+      <w:proofErr w:type="spellStart"/>
+      <w:r>
+        <w:rPr>
+          <w:rFonts w:ascii="Times New Roman" w:eastAsia="Times New Roman" w:hAnsi="Times New Roman" w:cs="Times New Roman"/>
+          <w:kern w:val="0"/>
+          <w:sz w:val="24"/>
+          <w:szCs w:val="24"/>
+          <w:lang w:eastAsia="ru-RU"/>
+          <w14:ligatures w14:val="none"/>
+        </w:rPr>
+        <w:t>парсинга</w:t>
+      </w:r>
+      <w:proofErr w:type="spellEnd"/>
+      <w:r>
+        <w:rPr>
+          <w:rFonts w:ascii="Times New Roman" w:eastAsia="Times New Roman" w:hAnsi="Times New Roman" w:cs="Times New Roman"/>
+          <w:kern w:val="0"/>
+          <w:sz w:val="24"/>
+          <w:szCs w:val="24"/>
+          <w:lang w:eastAsia="ru-RU"/>
+          <w14:ligatures w14:val="none"/>
+        </w:rPr>
+        <w:t xml:space="preserve"> исходников с помощью ANTLR и </w:t>
+      </w:r>
+      <w:proofErr w:type="spellStart"/>
+      <w:r>
+        <w:rPr>
+          <w:rFonts w:ascii="Times New Roman" w:eastAsia="Times New Roman" w:hAnsi="Times New Roman" w:cs="Times New Roman"/>
+          <w:kern w:val="0"/>
+          <w:sz w:val="24"/>
+          <w:szCs w:val="24"/>
+          <w:lang w:eastAsia="ru-RU"/>
+          <w14:ligatures w14:val="none"/>
+        </w:rPr>
+        <w:t>Roslyn</w:t>
+      </w:r>
+      <w:proofErr w:type="spellEnd"/>
+      <w:r>
+        <w:rPr>
+          <w:rFonts w:ascii="Times New Roman" w:eastAsia="Times New Roman" w:hAnsi="Times New Roman" w:cs="Times New Roman"/>
+          <w:kern w:val="0"/>
+          <w:sz w:val="24"/>
+          <w:szCs w:val="24"/>
+          <w:lang w:eastAsia="ru-RU"/>
+          <w14:ligatures w14:val="none"/>
+        </w:rPr>
+        <w:t xml:space="preserve"> [Электронный ресурс]. URL: </w:t>
+      </w:r>
+      <w:hyperlink r:id="rId6" w:history="1">
+        <w:r>
+          <w:rPr>
+            <w:rFonts w:ascii="Times New Roman" w:eastAsia="Times New Roman" w:hAnsi="Times New Roman" w:cs="Times New Roman"/>
+            <w:color w:val="0000FF"/>
+            <w:kern w:val="0"/>
+            <w:sz w:val="24"/>
+            <w:szCs w:val="24"/>
+            <w:u w:val="single"/>
+            <w:lang w:eastAsia="ru-RU"/>
+            <w14:ligatures w14:val="none"/>
+          </w:rPr>
+          <w:t>https://www.securitylab.ru/analytics/479881.php</w:t>
+        </w:r>
+      </w:hyperlink>
+      <w:r>
+        <w:rPr>
+          <w:rFonts w:ascii="Times New Roman" w:eastAsia="Times New Roman" w:hAnsi="Times New Roman" w:cs="Times New Roman"/>
+          <w:kern w:val="0"/>
+          <w:sz w:val="24"/>
+          <w:szCs w:val="24"/>
+          <w:lang w:eastAsia="ru-RU"/>
+          <w14:ligatures w14:val="none"/>
+        </w:rPr>
+        <w:t xml:space="preserve"> (дата обращения: 07.01.2026).</w:t>
+      </w:r>
+    </w:p>
+    <w:p>
+      <w:pPr>
+        <w:spacing w:line="240" w:lineRule="auto"/>
+        <w:rPr>
+          <w:rFonts w:ascii="Times New Roman" w:eastAsia="Times New Roman" w:hAnsi="Times New Roman" w:cs="Times New Roman"/>
+          <w:kern w:val="0"/>
+          <w:sz w:val="24"/>
+          <w:szCs w:val="24"/>
+          <w:lang w:eastAsia="ru-RU"/>
+          <w14:ligatures w14:val="none"/>
+        </w:rPr>
+      </w:pPr>
+      <w:r>
+        <w:rPr>
+          <w:rFonts w:ascii="Times New Roman" w:eastAsia="Times New Roman" w:hAnsi="Times New Roman" w:cs="Times New Roman"/>
+          <w:kern w:val="0"/>
+          <w:sz w:val="24"/>
+          <w:szCs w:val="24"/>
+          <w:lang w:eastAsia="ru-RU"/>
+          <w14:ligatures w14:val="none"/>
+        </w:rPr>
+        <w:t xml:space="preserve">28. ANTLR [Электронный ресурс]. URL: </w:t>
+      </w:r>
+      <w:hyperlink r:id="rId7" w:history="1">
+        <w:r>
+          <w:rPr>
+            <w:rFonts w:ascii="Times New Roman" w:eastAsia="Times New Roman" w:hAnsi="Times New Roman" w:cs="Times New Roman"/>
+            <w:color w:val="0000FF"/>
+            <w:kern w:val="0"/>
+            <w:sz w:val="24"/>
+            <w:szCs w:val="24"/>
+            <w:u w:val="single"/>
+            <w:lang w:eastAsia="ru-RU"/>
+            <w14:ligatures w14:val="none"/>
+          </w:rPr>
+          <w:t>https://www.antlr.org/</w:t>
+        </w:r>
+      </w:hyperlink>
+      <w:r>
+        <w:rPr>
+          <w:rFonts w:ascii="Times New Roman" w:eastAsia="Times New Roman" w:hAnsi="Times New Roman" w:cs="Times New Roman"/>
+          <w:kern w:val="0"/>
+          <w:sz w:val="24"/>
+          <w:szCs w:val="24"/>
+          <w:lang w:eastAsia="ru-RU"/>
+          <w14:ligatures w14:val="none"/>
+        </w:rPr>
+        <w:t xml:space="preserve"> (дата обращения: 07.01.2026).</w:t>
+      </w:r>
+    </w:p>
+    <w:p>
+      <w:pPr>
+        <w:spacing w:line="240" w:lineRule="auto"/>
+        <w:rPr>
+          <w:rFonts w:ascii="Times New Roman" w:eastAsia="Times New Roman" w:hAnsi="Times New Roman" w:cs="Times New Roman"/>
+          <w:kern w:val="0"/>
+          <w:sz w:val="24"/>
+          <w:szCs w:val="24"/>
+          <w:lang w:eastAsia="ru-RU"/>
+          <w14:ligatures w14:val="none"/>
+        </w:rPr>
+      </w:pPr>
+      <w:r>
+        <w:rPr>
+          <w:rFonts w:ascii="Times New Roman" w:eastAsia="Times New Roman" w:hAnsi="Times New Roman" w:cs="Times New Roman"/>
+          <w:kern w:val="0"/>
+          <w:sz w:val="24"/>
+          <w:szCs w:val="24"/>
+          <w:lang w:eastAsia="ru-RU"/>
+          <w14:ligatures w14:val="none"/>
+        </w:rPr>
+        <w:t xml:space="preserve">29. antlr4 - Академия Google [Электронный ресурс]. URL: </w:t>
+      </w:r>
+      <w:hyperlink r:id="rId8" w:history="1">
+        <w:r>
+          <w:rPr>
+            <w:rFonts w:ascii="Times New Roman" w:eastAsia="Times New Roman" w:hAnsi="Times New Roman" w:cs="Times New Roman"/>
+            <w:color w:val="0000FF"/>
+            <w:kern w:val="0"/>
+            <w:sz w:val="24"/>
+            <w:szCs w:val="24"/>
+            <w:u w:val="single"/>
+            <w:lang w:eastAsia="ru-RU"/>
+            <w14:ligatures w14:val="none"/>
+          </w:rPr>
+          <w:t>https://scholar.google.com/scholar?hl=ru&amp;as_sdt=0%2C5&amp;q=antlr4&amp;btnG=&amp;oq=ANTLR</w:t>
+        </w:r>
+      </w:hyperlink>
+      <w:r>
+        <w:rPr>
+          <w:rFonts w:ascii="Times New Roman" w:eastAsia="Times New Roman" w:hAnsi="Times New Roman" w:cs="Times New Roman"/>
+          <w:kern w:val="0"/>
+          <w:sz w:val="24"/>
+          <w:szCs w:val="24"/>
+          <w:lang w:eastAsia="ru-RU"/>
+          <w14:ligatures w14:val="none"/>
+        </w:rPr>
+        <w:t xml:space="preserve"> (дата обращения: 07.01.2026).</w:t>
+      </w:r>
+    </w:p>
+    <w:p>
+      <w:pPr>
+        <w:spacing w:line="240" w:lineRule="auto"/>
+        <w:rPr>
+          <w:rFonts w:ascii="Times New Roman" w:eastAsia="Times New Roman" w:hAnsi="Times New Roman" w:cs="Times New Roman"/>
+          <w:kern w:val="0"/>
+          <w:sz w:val="24"/>
+          <w:szCs w:val="24"/>
+          <w:lang w:eastAsia="ru-RU"/>
+          <w14:ligatures w14:val="none"/>
+        </w:rPr>
+      </w:pPr>
+      <w:r>
+        <w:rPr>
+          <w:rFonts w:ascii="Times New Roman" w:eastAsia="Times New Roman" w:hAnsi="Times New Roman" w:cs="Times New Roman"/>
+          <w:kern w:val="0"/>
+          <w:sz w:val="24"/>
+          <w:szCs w:val="24"/>
+          <w:lang w:eastAsia="ru-RU"/>
+          <w14:ligatures w14:val="none"/>
+        </w:rPr>
+        <w:t xml:space="preserve">30. </w:t>
+      </w:r>
+      <w:proofErr w:type="spellStart"/>
+      <w:r>
+        <w:rPr>
+          <w:rFonts w:ascii="Times New Roman" w:eastAsia="Times New Roman" w:hAnsi="Times New Roman" w:cs="Times New Roman"/>
+          <w:kern w:val="0"/>
+          <w:sz w:val="24"/>
+          <w:szCs w:val="24"/>
+          <w:lang w:eastAsia="ru-RU"/>
+          <w14:ligatures w14:val="none"/>
+        </w:rPr>
+        <w:t>Documentation</w:t>
+      </w:r>
+      <w:proofErr w:type="spellEnd"/>
+      <w:r>
+        <w:rPr>
+          <w:rFonts w:ascii="Times New Roman" w:eastAsia="Times New Roman" w:hAnsi="Times New Roman" w:cs="Times New Roman"/>
+          <w:kern w:val="0"/>
+          <w:sz w:val="24"/>
+          <w:szCs w:val="24"/>
+          <w:lang w:eastAsia="ru-RU"/>
+          <w14:ligatures w14:val="none"/>
+        </w:rPr>
+        <w:t xml:space="preserve"> | </w:t>
+      </w:r>
+      <w:proofErr w:type="spellStart"/>
+      <w:r>
+        <w:rPr>
+          <w:rFonts w:ascii="Times New Roman" w:eastAsia="Times New Roman" w:hAnsi="Times New Roman" w:cs="Times New Roman"/>
+          <w:kern w:val="0"/>
+          <w:sz w:val="24"/>
+          <w:szCs w:val="24"/>
+          <w:lang w:eastAsia="ru-RU"/>
+          <w14:ligatures w14:val="none"/>
+        </w:rPr>
+        <w:t>wxWidgets</w:t>
+      </w:r>
+      <w:proofErr w:type="spellEnd"/>
+      <w:r>
+        <w:rPr>
+          <w:rFonts w:ascii="Times New Roman" w:eastAsia="Times New Roman" w:hAnsi="Times New Roman" w:cs="Times New Roman"/>
+          <w:kern w:val="0"/>
+          <w:sz w:val="24"/>
+          <w:szCs w:val="24"/>
+          <w:lang w:eastAsia="ru-RU"/>
+          <w14:ligatures w14:val="none"/>
+        </w:rPr>
+        <w:t xml:space="preserve"> [Электронный ресурс]. URL: </w:t>
+      </w:r>
+      <w:hyperlink r:id="rId9" w:history="1">
+        <w:r>
+          <w:rPr>
+            <w:rFonts w:ascii="Times New Roman" w:eastAsia="Times New Roman" w:hAnsi="Times New Roman" w:cs="Times New Roman"/>
+            <w:color w:val="0000FF"/>
+            <w:kern w:val="0"/>
+            <w:sz w:val="24"/>
+            <w:szCs w:val="24"/>
+            <w:u w:val="single"/>
+            <w:lang w:eastAsia="ru-RU"/>
+            <w14:ligatures w14:val="none"/>
+          </w:rPr>
+          <w:t>https://docs.wxwidgets.org/latest/?__cf_chl_rt_tk=kRLQDQasYmLkyYH34N3MFs62fNZfs9HRqFBUpBLQ5EM-1767810812-1.0.1.1-tZD2waHDFt.TWCaEiXRit5w1dqgiflUI.SQBnVxUyYc</w:t>
+        </w:r>
+      </w:hyperlink>
+      <w:r>
+        <w:rPr>
+          <w:rFonts w:ascii="Times New Roman" w:eastAsia="Times New Roman" w:hAnsi="Times New Roman" w:cs="Times New Roman"/>
+          <w:kern w:val="0"/>
+          <w:sz w:val="24"/>
+          <w:szCs w:val="24"/>
+          <w:lang w:eastAsia="ru-RU"/>
+          <w14:ligatures w14:val="none"/>
+        </w:rPr>
+        <w:t xml:space="preserve"> (дата обращения: 07.01.2026).</w:t>
+      </w:r>
+    </w:p>
+    <w:p>
+      <w:pPr>
+        <w:spacing w:line="240" w:lineRule="auto"/>
+        <w:rPr>
+          <w:rFonts w:ascii="Times New Roman" w:eastAsia="Times New Roman" w:hAnsi="Times New Roman" w:cs="Times New Roman"/>
+          <w:kern w:val="0"/>
+          <w:sz w:val="24"/>
+          <w:szCs w:val="24"/>
+          <w:lang w:eastAsia="ru-RU"/>
+          <w14:ligatures w14:val="none"/>
+        </w:rPr>
+      </w:pPr>
+      <w:r>
+        <w:rPr>
+          <w:rFonts w:ascii="Times New Roman" w:eastAsia="Times New Roman" w:hAnsi="Times New Roman" w:cs="Times New Roman"/>
+          <w:kern w:val="0"/>
+          <w:sz w:val="24"/>
+          <w:szCs w:val="24"/>
+          <w:lang w:val="en-US" w:eastAsia="ru-RU"/>
+          <w14:ligatures w14:val="none"/>
+        </w:rPr>
+        <w:t>31. Getting Started - Qt for Python [</w:t>
+      </w:r>
+      <w:r>
+        <w:rPr>
+          <w:rFonts w:ascii="Times New Roman" w:eastAsia="Times New Roman" w:hAnsi="Times New Roman" w:cs="Times New Roman"/>
+          <w:kern w:val="0"/>
+          <w:sz w:val="24"/>
+          <w:szCs w:val="24"/>
+          <w:lang w:eastAsia="ru-RU"/>
+          <w14:ligatures w14:val="none"/>
+        </w:rPr>
+        <w:t>Электронный</w:t>
+      </w:r>
+      <w:r>
+        <w:rPr>
+          <w:rFonts w:ascii="Times New Roman" w:eastAsia="Times New Roman" w:hAnsi="Times New Roman" w:cs="Times New Roman"/>
+          <w:kern w:val="0"/>
+          <w:sz w:val="24"/>
+          <w:szCs w:val="24"/>
+          <w:lang w:val="en-US" w:eastAsia="ru-RU"/>
+          <w14:ligatures w14:val="none"/>
+        </w:rPr>
+        <w:t xml:space="preserve"> </w:t>
+      </w:r>
+      <w:r>
+        <w:rPr>
+          <w:rFonts w:ascii="Times New Roman" w:eastAsia="Times New Roman" w:hAnsi="Times New Roman" w:cs="Times New Roman"/>
+          <w:kern w:val="0"/>
+          <w:sz w:val="24"/>
+          <w:szCs w:val="24"/>
+          <w:lang w:eastAsia="ru-RU"/>
+          <w14:ligatures w14:val="none"/>
+        </w:rPr>
+        <w:t>ресурс</w:t>
+      </w:r>
+      <w:r>
+        <w:rPr>
+          <w:rFonts w:ascii="Times New Roman" w:eastAsia="Times New Roman" w:hAnsi="Times New Roman" w:cs="Times New Roman"/>
+          <w:kern w:val="0"/>
+          <w:sz w:val="24"/>
+          <w:szCs w:val="24"/>
+          <w:lang w:val="en-US" w:eastAsia="ru-RU"/>
+          <w14:ligatures w14:val="none"/>
+        </w:rPr>
+        <w:t xml:space="preserve">]. </w:t>
+      </w:r>
+      <w:r>
+        <w:rPr>
+          <w:rFonts w:ascii="Times New Roman" w:eastAsia="Times New Roman" w:hAnsi="Times New Roman" w:cs="Times New Roman"/>
+          <w:kern w:val="0"/>
+          <w:sz w:val="24"/>
+          <w:szCs w:val="24"/>
+          <w:lang w:eastAsia="ru-RU"/>
+          <w14:ligatures w14:val="none"/>
+        </w:rPr>
+        <w:t xml:space="preserve">URL: </w:t>
+      </w:r>
+      <w:hyperlink r:id="rId10" w:history="1">
+        <w:r>
+          <w:rPr>
+            <w:rFonts w:ascii="Times New Roman" w:eastAsia="Times New Roman" w:hAnsi="Times New Roman" w:cs="Times New Roman"/>
+            <w:color w:val="0000FF"/>
+            <w:kern w:val="0"/>
+            <w:sz w:val="24"/>
+            <w:szCs w:val="24"/>
+            <w:u w:val="single"/>
+            <w:lang w:eastAsia="ru-RU"/>
+            <w14:ligatures w14:val="none"/>
+          </w:rPr>
+          <w:t>https://doc.qt.io/qtforpython-6/gettingstarted.html</w:t>
+        </w:r>
+      </w:hyperlink>
+      <w:r>
+        <w:rPr>
+          <w:rFonts w:ascii="Times New Roman" w:eastAsia="Times New Roman" w:hAnsi="Times New Roman" w:cs="Times New Roman"/>
+          <w:kern w:val="0"/>
+          <w:sz w:val="24"/>
+          <w:szCs w:val="24"/>
+          <w:lang w:eastAsia="ru-RU"/>
+          <w14:ligatures w14:val="none"/>
+        </w:rPr>
+        <w:t xml:space="preserve"> (дата обращения: 07.01.2026).</w:t>
+      </w:r>
+    </w:p>
+    <w:p>
+      <w:pPr>
+        <w:spacing w:line="240" w:lineRule="auto"/>
+        <w:rPr>
+          <w:rFonts w:ascii="Times New Roman" w:eastAsia="Times New Roman" w:hAnsi="Times New Roman" w:cs="Times New Roman"/>
+          <w:kern w:val="0"/>
+          <w:sz w:val="24"/>
+          <w:szCs w:val="24"/>
+          <w:lang w:eastAsia="ru-RU"/>
+          <w14:ligatures w14:val="none"/>
+        </w:rPr>
+      </w:pPr>
+      <w:r>
+        <w:rPr>
+          <w:rFonts w:ascii="Times New Roman" w:eastAsia="Times New Roman" w:hAnsi="Times New Roman" w:cs="Times New Roman"/>
+          <w:kern w:val="0"/>
+          <w:sz w:val="24"/>
+          <w:szCs w:val="24"/>
+          <w:lang w:eastAsia="ru-RU"/>
+          <w14:ligatures w14:val="none"/>
+        </w:rPr>
+        <w:t xml:space="preserve">32. </w:t>
+      </w:r>
+      <w:proofErr w:type="spellStart"/>
+      <w:r>
+        <w:rPr>
+          <w:rFonts w:ascii="Times New Roman" w:eastAsia="Times New Roman" w:hAnsi="Times New Roman" w:cs="Times New Roman"/>
+          <w:kern w:val="0"/>
+          <w:sz w:val="24"/>
+          <w:szCs w:val="24"/>
+          <w:lang w:eastAsia="ru-RU"/>
+          <w14:ligatures w14:val="none"/>
+        </w:rPr>
+        <w:t>Kivy</w:t>
+      </w:r>
+      <w:proofErr w:type="spellEnd"/>
+      <w:r>
+        <w:rPr>
+          <w:rFonts w:ascii="Times New Roman" w:eastAsia="Times New Roman" w:hAnsi="Times New Roman" w:cs="Times New Roman"/>
+          <w:kern w:val="0"/>
+          <w:sz w:val="24"/>
+          <w:szCs w:val="24"/>
+          <w:lang w:eastAsia="ru-RU"/>
+          <w14:ligatures w14:val="none"/>
+        </w:rPr>
+        <w:t xml:space="preserve"> </w:t>
+      </w:r>
+      <w:proofErr w:type="spellStart"/>
+      <w:r>
+        <w:rPr>
+          <w:rFonts w:ascii="Times New Roman" w:eastAsia="Times New Roman" w:hAnsi="Times New Roman" w:cs="Times New Roman"/>
+          <w:kern w:val="0"/>
+          <w:sz w:val="24"/>
+          <w:szCs w:val="24"/>
+          <w:lang w:eastAsia="ru-RU"/>
+          <w14:ligatures w14:val="none"/>
+        </w:rPr>
+        <w:t>Tutorial</w:t>
+      </w:r>
+      <w:proofErr w:type="spellEnd"/>
+      <w:r>
+        <w:rPr>
+          <w:rFonts w:ascii="Times New Roman" w:eastAsia="Times New Roman" w:hAnsi="Times New Roman" w:cs="Times New Roman"/>
+          <w:kern w:val="0"/>
+          <w:sz w:val="24"/>
+          <w:szCs w:val="24"/>
+          <w:lang w:eastAsia="ru-RU"/>
+          <w14:ligatures w14:val="none"/>
+        </w:rPr>
+        <w:t xml:space="preserve"> [Электронный ресурс]. URL: </w:t>
+      </w:r>
+      <w:hyperlink r:id="rId11" w:history="1">
+        <w:r>
+          <w:rPr>
+            <w:rFonts w:ascii="Times New Roman" w:eastAsia="Times New Roman" w:hAnsi="Times New Roman" w:cs="Times New Roman"/>
+            <w:color w:val="0000FF"/>
+            <w:kern w:val="0"/>
+            <w:sz w:val="24"/>
+            <w:szCs w:val="24"/>
+            <w:u w:val="single"/>
+            <w:lang w:eastAsia="ru-RU"/>
+            <w14:ligatures w14:val="none"/>
+          </w:rPr>
+          <w:t>https://www.geeksforgeeks.org/python/kivy-tutorial/</w:t>
+        </w:r>
+      </w:hyperlink>
+      <w:r>
+        <w:rPr>
+          <w:rFonts w:ascii="Times New Roman" w:eastAsia="Times New Roman" w:hAnsi="Times New Roman" w:cs="Times New Roman"/>
+          <w:kern w:val="0"/>
+          <w:sz w:val="24"/>
+          <w:szCs w:val="24"/>
+          <w:lang w:eastAsia="ru-RU"/>
+          <w14:ligatures w14:val="none"/>
+        </w:rPr>
+        <w:t xml:space="preserve"> (дата обращения: 07.01.2026).</w:t>
+      </w:r>
+    </w:p>
+    <w:p>
+      <w:pPr>
+        <w:spacing w:line="240" w:lineRule="auto"/>
+        <w:rPr>
+          <w:rFonts w:ascii="Times New Roman" w:eastAsia="Times New Roman" w:hAnsi="Times New Roman" w:cs="Times New Roman"/>
+          <w:kern w:val="0"/>
+          <w:sz w:val="24"/>
+          <w:szCs w:val="24"/>
+          <w:lang w:eastAsia="ru-RU"/>
+          <w14:ligatures w14:val="none"/>
+        </w:rPr>
+      </w:pPr>
+      <w:r>
+        <w:rPr>
+          <w:rFonts w:ascii="Times New Roman" w:eastAsia="Times New Roman" w:hAnsi="Times New Roman" w:cs="Times New Roman"/>
+          <w:kern w:val="0"/>
+          <w:sz w:val="24"/>
+          <w:szCs w:val="24"/>
+          <w:lang w:eastAsia="ru-RU"/>
+          <w14:ligatures w14:val="none"/>
+        </w:rPr>
+        <w:t xml:space="preserve">33. </w:t>
+      </w:r>
+      <w:proofErr w:type="spellStart"/>
+      <w:r>
+        <w:rPr>
+          <w:rFonts w:ascii="Times New Roman" w:eastAsia="Times New Roman" w:hAnsi="Times New Roman" w:cs="Times New Roman"/>
+          <w:kern w:val="0"/>
+          <w:sz w:val="24"/>
+          <w:szCs w:val="24"/>
+          <w:lang w:eastAsia="ru-RU"/>
+          <w14:ligatures w14:val="none"/>
+        </w:rPr>
+        <w:t>PyQt</w:t>
+      </w:r>
+      <w:proofErr w:type="spellEnd"/>
+      <w:r>
+        <w:rPr>
+          <w:rFonts w:ascii="Times New Roman" w:eastAsia="Times New Roman" w:hAnsi="Times New Roman" w:cs="Times New Roman"/>
+          <w:kern w:val="0"/>
+          <w:sz w:val="24"/>
+          <w:szCs w:val="24"/>
+          <w:lang w:eastAsia="ru-RU"/>
+          <w14:ligatures w14:val="none"/>
+        </w:rPr>
+        <w:t xml:space="preserve"> и </w:t>
+      </w:r>
+      <w:proofErr w:type="spellStart"/>
+      <w:r>
+        <w:rPr>
+          <w:rFonts w:ascii="Times New Roman" w:eastAsia="Times New Roman" w:hAnsi="Times New Roman" w:cs="Times New Roman"/>
+          <w:kern w:val="0"/>
+          <w:sz w:val="24"/>
+          <w:szCs w:val="24"/>
+          <w:lang w:eastAsia="ru-RU"/>
+          <w14:ligatures w14:val="none"/>
+        </w:rPr>
+        <w:t>PySide</w:t>
+      </w:r>
+      <w:proofErr w:type="spellEnd"/>
+      <w:r>
+        <w:rPr>
+          <w:rFonts w:ascii="Times New Roman" w:eastAsia="Times New Roman" w:hAnsi="Times New Roman" w:cs="Times New Roman"/>
+          <w:kern w:val="0"/>
+          <w:sz w:val="24"/>
+          <w:szCs w:val="24"/>
+          <w:lang w:eastAsia="ru-RU"/>
+          <w14:ligatures w14:val="none"/>
+        </w:rPr>
+        <w:t xml:space="preserve">: Создание GUI на Python. Уроки и примеры | </w:t>
+      </w:r>
+      <w:proofErr w:type="spellStart"/>
+      <w:r>
+        <w:rPr>
+          <w:rFonts w:ascii="Times New Roman" w:eastAsia="Times New Roman" w:hAnsi="Times New Roman" w:cs="Times New Roman"/>
+          <w:kern w:val="0"/>
+          <w:sz w:val="24"/>
+          <w:szCs w:val="24"/>
+          <w:lang w:eastAsia="ru-RU"/>
+          <w14:ligatures w14:val="none"/>
+        </w:rPr>
+        <w:t>PythonLib</w:t>
+      </w:r>
+      <w:proofErr w:type="spellEnd"/>
+      <w:r>
+        <w:rPr>
+          <w:rFonts w:ascii="Times New Roman" w:eastAsia="Times New Roman" w:hAnsi="Times New Roman" w:cs="Times New Roman"/>
+          <w:kern w:val="0"/>
+          <w:sz w:val="24"/>
+          <w:szCs w:val="24"/>
+          <w:lang w:eastAsia="ru-RU"/>
+          <w14:ligatures w14:val="none"/>
+        </w:rPr>
+        <w:t xml:space="preserve"> [Электронный ресурс]. URL: </w:t>
+      </w:r>
+      <w:hyperlink r:id="rId12" w:history="1">
+        <w:r>
+          <w:rPr>
+            <w:rFonts w:ascii="Times New Roman" w:eastAsia="Times New Roman" w:hAnsi="Times New Roman" w:cs="Times New Roman"/>
+            <w:color w:val="0000FF"/>
+            <w:kern w:val="0"/>
+            <w:sz w:val="24"/>
+            <w:szCs w:val="24"/>
+            <w:u w:val="single"/>
+            <w:lang w:eastAsia="ru-RU"/>
+            <w14:ligatures w14:val="none"/>
+          </w:rPr>
+          <w:t>https://pythonlib.ru/library-theme97</w:t>
+        </w:r>
+      </w:hyperlink>
+      <w:r>
+        <w:rPr>
+          <w:rFonts w:ascii="Times New Roman" w:eastAsia="Times New Roman" w:hAnsi="Times New Roman" w:cs="Times New Roman"/>
+          <w:kern w:val="0"/>
+          <w:sz w:val="24"/>
+          <w:szCs w:val="24"/>
+          <w:lang w:eastAsia="ru-RU"/>
+          <w14:ligatures w14:val="none"/>
+        </w:rPr>
+        <w:t xml:space="preserve"> (дата обращения: 07.01.2026).</w:t>
+      </w:r>
+    </w:p>
+    <w:p>
+      <w:pPr>
+        <w:spacing w:line="240" w:lineRule="auto"/>
+        <w:rPr>
+          <w:rFonts w:ascii="Times New Roman" w:eastAsia="Times New Roman" w:hAnsi="Times New Roman" w:cs="Times New Roman"/>
+          <w:kern w:val="0"/>
+          <w:sz w:val="24"/>
+          <w:szCs w:val="24"/>
+          <w:lang w:eastAsia="ru-RU"/>
+          <w14:ligatures w14:val="none"/>
+        </w:rPr>
+      </w:pPr>
+      <w:r>
+        <w:rPr>
+          <w:rFonts w:ascii="Times New Roman" w:eastAsia="Times New Roman" w:hAnsi="Times New Roman" w:cs="Times New Roman"/>
+          <w:kern w:val="0"/>
+          <w:sz w:val="24"/>
+          <w:szCs w:val="24"/>
+          <w:lang w:eastAsia="ru-RU"/>
+          <w14:ligatures w14:val="none"/>
+        </w:rPr>
+        <w:t xml:space="preserve">34. </w:t>
+      </w:r>
+      <w:proofErr w:type="spellStart"/>
+      <w:r>
+        <w:rPr>
+          <w:rFonts w:ascii="Times New Roman" w:eastAsia="Times New Roman" w:hAnsi="Times New Roman" w:cs="Times New Roman"/>
+          <w:kern w:val="0"/>
+          <w:sz w:val="24"/>
+          <w:szCs w:val="24"/>
+          <w:lang w:eastAsia="ru-RU"/>
+          <w14:ligatures w14:val="none"/>
+        </w:rPr>
+        <w:t>Qt</w:t>
+      </w:r>
+      <w:proofErr w:type="spellEnd"/>
+      <w:r>
+        <w:rPr>
+          <w:rFonts w:ascii="Times New Roman" w:eastAsia="Times New Roman" w:hAnsi="Times New Roman" w:cs="Times New Roman"/>
+          <w:kern w:val="0"/>
+          <w:sz w:val="24"/>
+          <w:szCs w:val="24"/>
+          <w:lang w:eastAsia="ru-RU"/>
+          <w14:ligatures w14:val="none"/>
+        </w:rPr>
+        <w:t xml:space="preserve"> </w:t>
+      </w:r>
+      <w:proofErr w:type="spellStart"/>
+      <w:r>
+        <w:rPr>
+          <w:rFonts w:ascii="Times New Roman" w:eastAsia="Times New Roman" w:hAnsi="Times New Roman" w:cs="Times New Roman"/>
+          <w:kern w:val="0"/>
+          <w:sz w:val="24"/>
+          <w:szCs w:val="24"/>
+          <w:lang w:eastAsia="ru-RU"/>
+          <w14:ligatures w14:val="none"/>
+        </w:rPr>
+        <w:t>for</w:t>
+      </w:r>
+      <w:proofErr w:type="spellEnd"/>
+      <w:r>
+        <w:rPr>
+          <w:rFonts w:ascii="Times New Roman" w:eastAsia="Times New Roman" w:hAnsi="Times New Roman" w:cs="Times New Roman"/>
+          <w:kern w:val="0"/>
+          <w:sz w:val="24"/>
+          <w:szCs w:val="24"/>
+          <w:lang w:eastAsia="ru-RU"/>
+          <w14:ligatures w14:val="none"/>
+        </w:rPr>
+        <w:t xml:space="preserve"> Python [Электронный ресурс]. URL: </w:t>
+      </w:r>
+      <w:hyperlink r:id="rId13" w:history="1">
+        <w:r>
+          <w:rPr>
+            <w:rFonts w:ascii="Times New Roman" w:eastAsia="Times New Roman" w:hAnsi="Times New Roman" w:cs="Times New Roman"/>
+            <w:color w:val="0000FF"/>
+            <w:kern w:val="0"/>
+            <w:sz w:val="24"/>
+            <w:szCs w:val="24"/>
+            <w:u w:val="single"/>
+            <w:lang w:eastAsia="ru-RU"/>
+            <w14:ligatures w14:val="none"/>
+          </w:rPr>
+          <w:t>https://doc.qt.io/qtforpython-6/</w:t>
+        </w:r>
+      </w:hyperlink>
+      <w:r>
+        <w:rPr>
+          <w:rFonts w:ascii="Times New Roman" w:eastAsia="Times New Roman" w:hAnsi="Times New Roman" w:cs="Times New Roman"/>
+          <w:kern w:val="0"/>
+          <w:sz w:val="24"/>
+          <w:szCs w:val="24"/>
+          <w:lang w:eastAsia="ru-RU"/>
+          <w14:ligatures w14:val="none"/>
+        </w:rPr>
+        <w:t xml:space="preserve"> (дата обращения: 07.01.2026).</w:t>
+      </w:r>
+    </w:p>
+    <w:p>
+      <w:pPr>
+        <w:spacing w:line="240" w:lineRule="auto"/>
+        <w:rPr>
+          <w:rFonts w:ascii="Times New Roman" w:eastAsia="Times New Roman" w:hAnsi="Times New Roman" w:cs="Times New Roman"/>
+          <w:kern w:val="0"/>
+          <w:sz w:val="24"/>
+          <w:szCs w:val="24"/>
+          <w:lang w:val="en-US" w:eastAsia="ru-RU"/>
+          <w14:ligatures w14:val="none"/>
+        </w:rPr>
+      </w:pPr>
+      <w:r>
+        <w:rPr>
+          <w:rFonts w:ascii="Times New Roman" w:eastAsia="Times New Roman" w:hAnsi="Times New Roman" w:cs="Times New Roman"/>
+          <w:kern w:val="0"/>
+          <w:sz w:val="24"/>
+          <w:szCs w:val="24"/>
+          <w:lang w:val="en-US" w:eastAsia="ru-RU"/>
+          <w14:ligatures w14:val="none"/>
+        </w:rPr>
+        <w:t xml:space="preserve">35. Welcome to </w:t>
+      </w:r>
+      <w:proofErr w:type="spellStart"/>
+      <w:r>
+        <w:rPr>
+          <w:rFonts w:ascii="Times New Roman" w:eastAsia="Times New Roman" w:hAnsi="Times New Roman" w:cs="Times New Roman"/>
+          <w:kern w:val="0"/>
+          <w:sz w:val="24"/>
+          <w:szCs w:val="24"/>
+          <w:lang w:val="en-US" w:eastAsia="ru-RU"/>
+          <w14:ligatures w14:val="none"/>
+        </w:rPr>
+        <w:t>Kivy</w:t>
+      </w:r>
+      <w:proofErr w:type="spellEnd"/>
+      <w:r>
+        <w:rPr>
+          <w:rFonts w:ascii="Times New Roman" w:eastAsia="Times New Roman" w:hAnsi="Times New Roman" w:cs="Times New Roman"/>
+          <w:kern w:val="0"/>
+          <w:sz w:val="24"/>
+          <w:szCs w:val="24"/>
+          <w:lang w:val="en-US" w:eastAsia="ru-RU"/>
+          <w14:ligatures w14:val="none"/>
+        </w:rPr>
+        <w:t xml:space="preserve"> — </w:t>
+      </w:r>
+      <w:proofErr w:type="spellStart"/>
+      <w:r>
+        <w:rPr>
+          <w:rFonts w:ascii="Times New Roman" w:eastAsia="Times New Roman" w:hAnsi="Times New Roman" w:cs="Times New Roman"/>
+          <w:kern w:val="0"/>
+          <w:sz w:val="24"/>
+          <w:szCs w:val="24"/>
+          <w:lang w:val="en-US" w:eastAsia="ru-RU"/>
+          <w14:ligatures w14:val="none"/>
+        </w:rPr>
+        <w:t>Kivy</w:t>
+      </w:r>
+      <w:proofErr w:type="spellEnd"/>
+      <w:r>
+        <w:rPr>
+          <w:rFonts w:ascii="Times New Roman" w:eastAsia="Times New Roman" w:hAnsi="Times New Roman" w:cs="Times New Roman"/>
+          <w:kern w:val="0"/>
+          <w:sz w:val="24"/>
+          <w:szCs w:val="24"/>
+          <w:lang w:val="en-US" w:eastAsia="ru-RU"/>
+          <w14:ligatures w14:val="none"/>
+        </w:rPr>
+        <w:t xml:space="preserve"> 2.3.1 documentation [</w:t>
+      </w:r>
+      <w:r>
+        <w:rPr>
+          <w:rFonts w:ascii="Times New Roman" w:eastAsia="Times New Roman" w:hAnsi="Times New Roman" w:cs="Times New Roman"/>
+          <w:kern w:val="0"/>
+          <w:sz w:val="24"/>
+          <w:szCs w:val="24"/>
+          <w:lang w:eastAsia="ru-RU"/>
+          <w14:ligatures w14:val="none"/>
+        </w:rPr>
+        <w:t>Электронный</w:t>
+      </w:r>
+      <w:r>
+        <w:rPr>
+          <w:rFonts w:ascii="Times New Roman" w:eastAsia="Times New Roman" w:hAnsi="Times New Roman" w:cs="Times New Roman"/>
+          <w:kern w:val="0"/>
+          <w:sz w:val="24"/>
+          <w:szCs w:val="24"/>
+          <w:lang w:val="en-US" w:eastAsia="ru-RU"/>
+          <w14:ligatures w14:val="none"/>
+        </w:rPr>
+        <w:t xml:space="preserve"> </w:t>
+      </w:r>
+      <w:r>
+        <w:rPr>
+          <w:rFonts w:ascii="Times New Roman" w:eastAsia="Times New Roman" w:hAnsi="Times New Roman" w:cs="Times New Roman"/>
+          <w:kern w:val="0"/>
+          <w:sz w:val="24"/>
+          <w:szCs w:val="24"/>
+          <w:lang w:eastAsia="ru-RU"/>
+          <w14:ligatures w14:val="none"/>
+        </w:rPr>
+        <w:t>ресурс</w:t>
+      </w:r>
+      <w:r>
+        <w:rPr>
+          <w:rFonts w:ascii="Times New Roman" w:eastAsia="Times New Roman" w:hAnsi="Times New Roman" w:cs="Times New Roman"/>
+          <w:kern w:val="0"/>
+          <w:sz w:val="24"/>
+          <w:szCs w:val="24"/>
+          <w:lang w:val="en-US" w:eastAsia="ru-RU"/>
+          <w14:ligatures w14:val="none"/>
+        </w:rPr>
+        <w:t xml:space="preserve">]. URL: </w:t>
+      </w:r>
+      <w:hyperlink r:id="rId14" w:history="1">
+        <w:r>
+          <w:rPr>
+            <w:rFonts w:ascii="Times New Roman" w:eastAsia="Times New Roman" w:hAnsi="Times New Roman" w:cs="Times New Roman"/>
+            <w:color w:val="0000FF"/>
+            <w:kern w:val="0"/>
+            <w:sz w:val="24"/>
+            <w:szCs w:val="24"/>
+            <w:u w:val="single"/>
+            <w:lang w:val="en-US" w:eastAsia="ru-RU"/>
+            <w14:ligatures w14:val="none"/>
+          </w:rPr>
+          <w:t>https://kivy.org/doc/stable/</w:t>
+        </w:r>
+      </w:hyperlink>
+      <w:r>
+        <w:rPr>
+          <w:rFonts w:ascii="Times New Roman" w:eastAsia="Times New Roman" w:hAnsi="Times New Roman" w:cs="Times New Roman"/>
+          <w:kern w:val="0"/>
+          <w:sz w:val="24"/>
+          <w:szCs w:val="24"/>
+          <w:lang w:val="en-US" w:eastAsia="ru-RU"/>
+          <w14:ligatures w14:val="none"/>
+        </w:rPr>
+        <w:t xml:space="preserve"> (</w:t>
+      </w:r>
+      <w:r>
+        <w:rPr>
+          <w:rFonts w:ascii="Times New Roman" w:eastAsia="Times New Roman" w:hAnsi="Times New Roman" w:cs="Times New Roman"/>
+          <w:kern w:val="0"/>
+          <w:sz w:val="24"/>
+          <w:szCs w:val="24"/>
+          <w:lang w:eastAsia="ru-RU"/>
+          <w14:ligatures w14:val="none"/>
+        </w:rPr>
+        <w:t>дата</w:t>
+      </w:r>
+      <w:r>
+        <w:rPr>
+          <w:rFonts w:ascii="Times New Roman" w:eastAsia="Times New Roman" w:hAnsi="Times New Roman" w:cs="Times New Roman"/>
+          <w:kern w:val="0"/>
+          <w:sz w:val="24"/>
+          <w:szCs w:val="24"/>
+          <w:lang w:val="en-US" w:eastAsia="ru-RU"/>
+          <w14:ligatures w14:val="none"/>
+        </w:rPr>
+        <w:t xml:space="preserve"> </w:t>
+      </w:r>
+      <w:r>
+        <w:rPr>
+          <w:rFonts w:ascii="Times New Roman" w:eastAsia="Times New Roman" w:hAnsi="Times New Roman" w:cs="Times New Roman"/>
+          <w:kern w:val="0"/>
+          <w:sz w:val="24"/>
+          <w:szCs w:val="24"/>
+          <w:lang w:eastAsia="ru-RU"/>
+          <w14:ligatures w14:val="none"/>
+        </w:rPr>
+        <w:t>обращения</w:t>
+      </w:r>
+      <w:r>
+        <w:rPr>
+          <w:rFonts w:ascii="Times New Roman" w:eastAsia="Times New Roman" w:hAnsi="Times New Roman" w:cs="Times New Roman"/>
+          <w:kern w:val="0"/>
+          <w:sz w:val="24"/>
+          <w:szCs w:val="24"/>
+          <w:lang w:val="en-US" w:eastAsia="ru-RU"/>
+          <w14:ligatures w14:val="none"/>
+        </w:rPr>
+        <w:t>: 07.01.2026).</w:t>
+      </w:r>
+    </w:p>
+    <w:p>
+      <w:pPr>
+        <w:spacing w:after="0" w:line="240" w:lineRule="auto"/>
+        <w:rPr>
+          <w:rFonts w:ascii="Times New Roman" w:eastAsia="Times New Roman" w:hAnsi="Times New Roman" w:cs="Times New Roman"/>
+          <w:kern w:val="0"/>
+          <w:sz w:val="24"/>
+          <w:szCs w:val="24"/>
+          <w:lang w:eastAsia="ru-RU"/>
+          <w14:ligatures w14:val="none"/>
+        </w:rPr>
+      </w:pPr>
+      <w:r>
+        <w:rPr>
+          <w:rFonts w:ascii="Times New Roman" w:eastAsia="Times New Roman" w:hAnsi="Times New Roman" w:cs="Times New Roman"/>
+          <w:kern w:val="0"/>
+          <w:sz w:val="24"/>
+          <w:szCs w:val="24"/>
+          <w:lang w:val="en-US" w:eastAsia="ru-RU"/>
+          <w14:ligatures w14:val="none"/>
+        </w:rPr>
+        <w:t xml:space="preserve">36. </w:t>
+      </w:r>
+      <w:proofErr w:type="spellStart"/>
+      <w:r>
+        <w:rPr>
+          <w:rFonts w:ascii="Times New Roman" w:eastAsia="Times New Roman" w:hAnsi="Times New Roman" w:cs="Times New Roman"/>
+          <w:kern w:val="0"/>
+          <w:sz w:val="24"/>
+          <w:szCs w:val="24"/>
+          <w:lang w:val="en-US" w:eastAsia="ru-RU"/>
+          <w14:ligatures w14:val="none"/>
+        </w:rPr>
+        <w:t>wxPython</w:t>
+      </w:r>
+      <w:proofErr w:type="spellEnd"/>
+      <w:r>
+        <w:rPr>
+          <w:rFonts w:ascii="Times New Roman" w:eastAsia="Times New Roman" w:hAnsi="Times New Roman" w:cs="Times New Roman"/>
+          <w:kern w:val="0"/>
+          <w:sz w:val="24"/>
+          <w:szCs w:val="24"/>
+          <w:lang w:val="en-US" w:eastAsia="ru-RU"/>
+          <w14:ligatures w14:val="none"/>
+        </w:rPr>
+        <w:t xml:space="preserve"> API Documentation — </w:t>
+      </w:r>
+      <w:proofErr w:type="spellStart"/>
+      <w:r>
+        <w:rPr>
+          <w:rFonts w:ascii="Times New Roman" w:eastAsia="Times New Roman" w:hAnsi="Times New Roman" w:cs="Times New Roman"/>
+          <w:kern w:val="0"/>
+          <w:sz w:val="24"/>
+          <w:szCs w:val="24"/>
+          <w:lang w:val="en-US" w:eastAsia="ru-RU"/>
+          <w14:ligatures w14:val="none"/>
+        </w:rPr>
+        <w:t>wxPython</w:t>
+      </w:r>
+      <w:proofErr w:type="spellEnd"/>
+      <w:r>
+        <w:rPr>
+          <w:rFonts w:ascii="Times New Roman" w:eastAsia="Times New Roman" w:hAnsi="Times New Roman" w:cs="Times New Roman"/>
+          <w:kern w:val="0"/>
+          <w:sz w:val="24"/>
+          <w:szCs w:val="24"/>
+          <w:lang w:val="en-US" w:eastAsia="ru-RU"/>
+          <w14:ligatures w14:val="none"/>
+        </w:rPr>
+        <w:t xml:space="preserve"> Phoenix 4.2.3 documentation [</w:t>
+      </w:r>
+      <w:r>
+        <w:rPr>
+          <w:rFonts w:ascii="Times New Roman" w:eastAsia="Times New Roman" w:hAnsi="Times New Roman" w:cs="Times New Roman"/>
+          <w:kern w:val="0"/>
+          <w:sz w:val="24"/>
+          <w:szCs w:val="24"/>
+          <w:lang w:eastAsia="ru-RU"/>
+          <w14:ligatures w14:val="none"/>
+        </w:rPr>
+        <w:t>Электронный</w:t>
+      </w:r>
+      <w:r>
+        <w:rPr>
+          <w:rFonts w:ascii="Times New Roman" w:eastAsia="Times New Roman" w:hAnsi="Times New Roman" w:cs="Times New Roman"/>
+          <w:kern w:val="0"/>
+          <w:sz w:val="24"/>
+          <w:szCs w:val="24"/>
+          <w:lang w:val="en-US" w:eastAsia="ru-RU"/>
+          <w14:ligatures w14:val="none"/>
+        </w:rPr>
+        <w:t xml:space="preserve"> </w:t>
+      </w:r>
+      <w:r>
+        <w:rPr>
+          <w:rFonts w:ascii="Times New Roman" w:eastAsia="Times New Roman" w:hAnsi="Times New Roman" w:cs="Times New Roman"/>
+          <w:kern w:val="0"/>
+          <w:sz w:val="24"/>
+          <w:szCs w:val="24"/>
+          <w:lang w:eastAsia="ru-RU"/>
+          <w14:ligatures w14:val="none"/>
+        </w:rPr>
+        <w:t>ресурс</w:t>
+      </w:r>
+      <w:r>
+        <w:rPr>
+          <w:rFonts w:ascii="Times New Roman" w:eastAsia="Times New Roman" w:hAnsi="Times New Roman" w:cs="Times New Roman"/>
+          <w:kern w:val="0"/>
+          <w:sz w:val="24"/>
+          <w:szCs w:val="24"/>
+          <w:lang w:val="en-US" w:eastAsia="ru-RU"/>
+          <w14:ligatures w14:val="none"/>
+        </w:rPr>
+        <w:t xml:space="preserve">]. </w:t>
+      </w:r>
+      <w:r>
+        <w:rPr>
+          <w:rFonts w:ascii="Times New Roman" w:eastAsia="Times New Roman" w:hAnsi="Times New Roman" w:cs="Times New Roman"/>
+          <w:kern w:val="0"/>
+          <w:sz w:val="24"/>
+          <w:szCs w:val="24"/>
+          <w:lang w:eastAsia="ru-RU"/>
+          <w14:ligatures w14:val="none"/>
+        </w:rPr>
+        <w:t xml:space="preserve">URL: </w:t>
+      </w:r>
+      <w:hyperlink r:id="rId15" w:history="1">
+        <w:r>
+          <w:rPr>
+            <w:rFonts w:ascii="Times New Roman" w:eastAsia="Times New Roman" w:hAnsi="Times New Roman" w:cs="Times New Roman"/>
+            <w:color w:val="0000FF"/>
+            <w:kern w:val="0"/>
+            <w:sz w:val="24"/>
+            <w:szCs w:val="24"/>
+            <w:u w:val="single"/>
+            <w:lang w:eastAsia="ru-RU"/>
+            <w14:ligatures w14:val="none"/>
+          </w:rPr>
+          <w:t>https://docs.wxpython.org/</w:t>
+        </w:r>
+      </w:hyperlink>
+      <w:r>
+        <w:rPr>
+          <w:rFonts w:ascii="Times New Roman" w:eastAsia="Times New Roman" w:hAnsi="Times New Roman" w:cs="Times New Roman"/>
+          <w:kern w:val="0"/>
+          <w:sz w:val="24"/>
+          <w:szCs w:val="24"/>
+          <w:lang w:eastAsia="ru-RU"/>
+          <w14:ligatures w14:val="none"/>
+        </w:rPr>
+        <w:t xml:space="preserve"> (дата обращения: 07.01.2026).</w:t>
+      </w:r>
+    </w:p>
+    <w:bookmarkEnd w:id="0"/>
+    <w:p/>
     <w:sectPr>
       <w:pgSz w:w="11906" w:h="16838"/>
       <w:pgMar w:top="1134" w:right="850" w:bottom="1134" w:left="1701" w:header="708" w:footer="708" w:gutter="0"/>
@@ -468,6 +3522,18 @@
     <w:semiHidden/>
     <w:unhideWhenUsed/>
   </w:style>
+  <w:style w:type="character" w:styleId="a3">
+    <w:name w:val="Hyperlink"/>
+    <w:basedOn w:val="a0"/>
+    <w:uiPriority w:val="99"/>
+    <w:semiHidden/>
+    <w:unhideWhenUsed/>
+    <w:rsid w:val="00E11F43"/>
+    <w:rPr>
+      <w:color w:val="0000FF"/>
+      <w:u w:val="single"/>
+    </w:rPr>
+  </w:style>
 </w:styles>
 </file>
 
@@ -773,7 +3839,7 @@
 </file>
 
 <file path=customXml/itemProps1.xml><?xml version="1.0" encoding="utf-8"?>
-<ds:datastoreItem xmlns:ds="http://schemas.openxmlformats.org/officeDocument/2006/customXml" ds:itemID="{5482CF89-2753-4DFE-B2FA-41357893E301}">
+<ds:datastoreItem xmlns:ds="http://schemas.openxmlformats.org/officeDocument/2006/customXml" ds:itemID="{5F70CE47-FBCA-489D-BB30-3FA2BBDAD1D2}">
   <ds:schemaRefs>
     <ds:schemaRef ds:uri="urn:markdown/source"/>
   </ds:schemaRefs>
